--- a/downloads/workbook/ai-3-week-01.docx
+++ b/downloads/workbook/ai-3-week-01.docx
@@ -1220,6 +1220,178 @@
         <w:t>Project connection: For the Verified Study Buddy, separate routing predictions, source retrieval and generated explanations in its evidence record.</w:t>
       </w:r>
     </w:p>
+    <w:p>
+      <w:pPr>
+        <w:pStyle w:val="Heading1"/>
+      </w:pPr>
+      <w:r>
+        <w:t>19. Project portfolio milestone</w:t>
+      </w:r>
+    </w:p>
+    <w:p>
+      <w:r>
+        <w:t>Project: Verified Study Buddy</w:t>
+      </w:r>
+    </w:p>
+    <w:p>
+      <w:r>
+        <w:t>Current milestone: Frame the need. Name the user, the problem, allowed inputs and a safe simple starting method.</w:t>
+      </w:r>
+    </w:p>
+    <w:p>
+      <w:r>
+        <w:t>For the Verified Study Buddy, separate routing predictions, source retrieval and generated explanations in its evidence record.</w:t>
+      </w:r>
+    </w:p>
+    <w:tbl>
+      <w:tblPr>
+        <w:tblStyle w:val="LightShading-Accent1"/>
+        <w:tblW w:type="auto" w:w="0"/>
+        <w:tblLook w:firstColumn="1" w:firstRow="1" w:lastColumn="0" w:lastRow="0" w:noHBand="0" w:noVBand="1" w:val="04A0"/>
+      </w:tblPr>
+      <w:tblGrid>
+        <w:gridCol w:w="5112"/>
+        <w:gridCol w:w="5112"/>
+      </w:tblGrid>
+      <w:tr>
+        <w:trPr>
+          <w:tblHeader/>
+        </w:trPr>
+        <w:tc>
+          <w:tcPr>
+            <w:tcW w:type="dxa" w:w="5112"/>
+          </w:tcPr>
+          <w:p>
+            <w:r>
+              <w:t>Evidence to keep</w:t>
+            </w:r>
+          </w:p>
+        </w:tc>
+        <w:tc>
+          <w:tcPr>
+            <w:tcW w:type="dxa" w:w="5112"/>
+          </w:tcPr>
+          <w:p>
+            <w:r>
+              <w:t>My record</w:t>
+            </w:r>
+          </w:p>
+        </w:tc>
+      </w:tr>
+      <w:tr>
+        <w:tc>
+          <w:tcPr>
+            <w:tcW w:type="dxa" w:w="5112"/>
+          </w:tcPr>
+          <w:p>
+            <w:r>
+              <w:t>This week’s input and deciding step</w:t>
+            </w:r>
+          </w:p>
+        </w:tc>
+        <w:tc>
+          <w:tcPr>
+            <w:tcW w:type="dxa" w:w="5112"/>
+          </w:tcPr>
+          <w:p>
+            <w:r/>
+          </w:p>
+        </w:tc>
+      </w:tr>
+      <w:tr>
+        <w:tc>
+          <w:tcPr>
+            <w:tcW w:type="dxa" w:w="5112"/>
+          </w:tcPr>
+          <w:p>
+            <w:r>
+              <w:t>Prediction and actual result (or labelled paper trace)</w:t>
+            </w:r>
+          </w:p>
+        </w:tc>
+        <w:tc>
+          <w:tcPr>
+            <w:tcW w:type="dxa" w:w="5112"/>
+          </w:tcPr>
+          <w:p>
+            <w:r/>
+          </w:p>
+        </w:tc>
+      </w:tr>
+      <w:tr>
+        <w:tc>
+          <w:tcPr>
+            <w:tcW w:type="dxa" w:w="5112"/>
+          </w:tcPr>
+          <w:p>
+            <w:r>
+              <w:t>One change since the previous checkpoint and why</w:t>
+            </w:r>
+          </w:p>
+        </w:tc>
+        <w:tc>
+          <w:tcPr>
+            <w:tcW w:type="dxa" w:w="5112"/>
+          </w:tcPr>
+          <w:p>
+            <w:r/>
+          </w:p>
+        </w:tc>
+      </w:tr>
+      <w:tr>
+        <w:tc>
+          <w:tcPr>
+            <w:tcW w:type="dxa" w:w="5112"/>
+          </w:tcPr>
+          <w:p>
+            <w:r>
+              <w:t>One error or limit and the next test</w:t>
+            </w:r>
+          </w:p>
+        </w:tc>
+        <w:tc>
+          <w:tcPr>
+            <w:tcW w:type="dxa" w:w="5112"/>
+          </w:tcPr>
+          <w:p>
+            <w:r/>
+          </w:p>
+        </w:tc>
+      </w:tr>
+    </w:tbl>
+    <w:p>
+      <w:pPr>
+        <w:pStyle w:val="Heading3"/>
+      </w:pPr>
+      <w:r>
+        <w:t>Explain what this week adds to your project. Reuse last week’s record rather than starting again.</w:t>
+      </w:r>
+    </w:p>
+    <w:p>
+      <w:r>
+        <w:t>________________________________________________________________</w:t>
+      </w:r>
+    </w:p>
+    <w:p>
+      <w:r>
+        <w:t>________________________________________________________________</w:t>
+      </w:r>
+    </w:p>
+    <w:p>
+      <w:r>
+        <w:t>________________________________________________________________</w:t>
+      </w:r>
+    </w:p>
+    <w:p>
+      <w:r>
+        <w:t>________________________________________________________________</w:t>
+      </w:r>
+    </w:p>
+    <w:p>
+      <w:r>
+        <w:t>________________________________________________________________</w:t>
+      </w:r>
+    </w:p>
     <w:sectPr>
       <w:pgSz w:w="12240" w:h="15840"/>
       <w:pgMar w:top="936" w:right="1008" w:bottom="936" w:left="1008" w:header="720" w:footer="720" w:gutter="0"/>

--- a/downloads/workbook/ai-3-week-01.docx
+++ b/downloads/workbook/ai-3-week-01.docx
@@ -1392,6 +1392,230 @@
         <w:t>________________________________________________________________</w:t>
       </w:r>
     </w:p>
+    <w:p>
+      <w:pPr>
+        <w:pStyle w:val="Heading1"/>
+      </w:pPr>
+      <w:r>
+        <w:t>20. Supported practice and learning evidence</w:t>
+      </w:r>
+    </w:p>
+    <w:p>
+      <w:r>
+        <w:t>Use this supported practice once, in the browser or on paper. Keep the reserved independent assessment for a separate first attempt before teacher feedback.</w:t>
+      </w:r>
+    </w:p>
+    <w:p>
+      <w:r>
+        <w:t>A fictional learning tool first classifies a question, then drafts an answer from a supplied note.</w:t>
+      </w:r>
+    </w:p>
+    <w:p>
+      <w:pPr>
+        <w:pStyle w:val="Heading3"/>
+      </w:pPr>
+      <w:r>
+        <w:t>Practice 1: explain the deciding evidence</w:t>
+      </w:r>
+    </w:p>
+    <w:p>
+      <w:r>
+        <w:t>Which labelled step matches this detail? Keep the supported change-of-state claim; remove or review the unsupported addition.</w:t>
+      </w:r>
+    </w:p>
+    <w:p>
+      <w:r>
+        <w:t>1. Predict category</w:t>
+      </w:r>
+    </w:p>
+    <w:p>
+      <w:r>
+        <w:t>2. Verify claims</w:t>
+      </w:r>
+    </w:p>
+    <w:p>
+      <w:r>
+        <w:t>3. Retrieve note</w:t>
+      </w:r>
+    </w:p>
+    <w:p>
+      <w:r>
+        <w:t>4. Generate draft</w:t>
+      </w:r>
+    </w:p>
+    <w:p>
+      <w:pPr>
+        <w:pStyle w:val="Heading3"/>
+      </w:pPr>
+      <w:r>
+        <w:t>My selected conclusion, deciding fact and explanation</w:t>
+      </w:r>
+    </w:p>
+    <w:p>
+      <w:r>
+        <w:t>________________________________________________________________</w:t>
+      </w:r>
+    </w:p>
+    <w:p>
+      <w:r>
+        <w:t>________________________________________________________________</w:t>
+      </w:r>
+    </w:p>
+    <w:p>
+      <w:r>
+        <w:t>________________________________________________________________</w:t>
+      </w:r>
+    </w:p>
+    <w:p>
+      <w:r>
+        <w:t>________________________________________________________________</w:t>
+      </w:r>
+    </w:p>
+    <w:p>
+      <w:r>
+        <w:t>________________________________________________________________</w:t>
+      </w:r>
+    </w:p>
+    <w:p>
+      <w:r>
+        <w:t>Hint if needed: Read the steps in the pictorial case. Match the supplied detail to the stage that performs or records it.</w:t>
+      </w:r>
+    </w:p>
+    <w:p>
+      <w:r>
+        <w:t>After your attempt, compare with the supported explanation: Verify claims Keep the supported change-of-state claim; remove or review the unsupported addition. Classification predicts a category under a trained mapping. Generation produces a sequence of words under a language objective. Supplying a note can support factual grounding, but the draft still requires claim-level checking. The category being correct does not prove every sentence in the answer is correct.</w:t>
+      </w:r>
+    </w:p>
+    <w:p>
+      <w:pPr>
+        <w:pStyle w:val="Heading3"/>
+      </w:pPr>
+      <w:r>
+        <w:t>Practice 2: explain the deciding evidence</w:t>
+      </w:r>
+    </w:p>
+    <w:p>
+      <w:r>
+        <w:t>Changed-case practice: The classifier instead predicts history while N and the draft stay unchanged. Which conclusion is supported by the supplied facts?</w:t>
+      </w:r>
+    </w:p>
+    <w:p>
+      <w:r>
+        <w:t>1. We can decide the result without examining the changed input or the procedure.</w:t>
+      </w:r>
+    </w:p>
+    <w:p>
+      <w:r>
+        <w:t>2. This one example guarantees correct results for every future input.</w:t>
+      </w:r>
+    </w:p>
+    <w:p>
+      <w:r>
+        <w:t>3. The category prediction changes, but the same unsupported draft claim still needs checking.</w:t>
+      </w:r>
+    </w:p>
+    <w:p>
+      <w:pPr>
+        <w:pStyle w:val="Heading3"/>
+      </w:pPr>
+      <w:r>
+        <w:t>My selected conclusion, deciding fact and explanation</w:t>
+      </w:r>
+    </w:p>
+    <w:p>
+      <w:r>
+        <w:t>________________________________________________________________</w:t>
+      </w:r>
+    </w:p>
+    <w:p>
+      <w:r>
+        <w:t>________________________________________________________________</w:t>
+      </w:r>
+    </w:p>
+    <w:p>
+      <w:r>
+        <w:t>________________________________________________________________</w:t>
+      </w:r>
+    </w:p>
+    <w:p>
+      <w:r>
+        <w:t>________________________________________________________________</w:t>
+      </w:r>
+    </w:p>
+    <w:p>
+      <w:r>
+        <w:t>________________________________________________________________</w:t>
+      </w:r>
+    </w:p>
+    <w:p>
+      <w:r>
+        <w:t>Hint if needed: Use the changed condition and the deciding step in the pictorial trace. The answer must say what follows from those facts.</w:t>
+      </w:r>
+    </w:p>
+    <w:p>
+      <w:r>
+        <w:t>After your attempt, compare with the supported explanation: The category prediction changes, but the same unsupported draft claim still needs checking. Stages can fail independently; one result does not validate another.</w:t>
+      </w:r>
+    </w:p>
+    <w:p>
+      <w:pPr>
+        <w:pStyle w:val="Heading3"/>
+      </w:pPr>
+      <w:r>
+        <w:t>Repair a missing building block</w:t>
+      </w:r>
+    </w:p>
+    <w:p>
+      <w:r>
+        <w:t>Review Capstone Expo (ai-2/36). Goal: Defend an application using reproducible evidence. Short practice: Give the original winning ID, its score, and counts of eligible, excluded and invalid rows.. Return to this week and explain what you changed.</w:t>
+      </w:r>
+    </w:p>
+    <w:p>
+      <w:pPr>
+        <w:pStyle w:val="Heading3"/>
+      </w:pPr>
+      <w:r>
+        <w:t>Keep your completed work</w:t>
+      </w:r>
+    </w:p>
+    <w:p>
+      <w:r>
+        <w:t>Use Download completed work in the hosted lesson to export your answers, reflections, practice feedback and code-run evidence. Open the HTML copy to read or print it. Drafts stay in this browser when storage is available; clear drafts on a shared device.</w:t>
+      </w:r>
+    </w:p>
+    <w:p>
+      <w:pPr>
+        <w:pStyle w:val="Heading3"/>
+      </w:pPr>
+      <w:r>
+        <w:t>What I repaired, the evidence I kept and the next test</w:t>
+      </w:r>
+    </w:p>
+    <w:p>
+      <w:r>
+        <w:t>________________________________________________________________</w:t>
+      </w:r>
+    </w:p>
+    <w:p>
+      <w:r>
+        <w:t>________________________________________________________________</w:t>
+      </w:r>
+    </w:p>
+    <w:p>
+      <w:r>
+        <w:t>________________________________________________________________</w:t>
+      </w:r>
+    </w:p>
+    <w:p>
+      <w:r>
+        <w:t>________________________________________________________________</w:t>
+      </w:r>
+    </w:p>
+    <w:p>
+      <w:r>
+        <w:t>________________________________________________________________</w:t>
+      </w:r>
+    </w:p>
     <w:sectPr>
       <w:pgSz w:w="12240" w:h="15840"/>
       <w:pgMar w:top="936" w:right="1008" w:bottom="936" w:left="1008" w:header="720" w:footer="720" w:gutter="0"/>

--- a/downloads/workbook/ai-3-week-01.docx
+++ b/downloads/workbook/ai-3-week-01.docx
@@ -30,6 +30,17 @@
     </w:p>
     <w:p>
       <w:r>
+        <w:t>Record your starting explanation for Predictive and Generative AI before opening notes. Show any later correction separately.</w:t>
+      </w:r>
+    </w:p>
+    <w:p>
+      <w:pPr>
+        <w:spacing w:line="336" w:lineRule="auto" w:after="180"/>
+      </w:pPr>
+      <w:r>
+        <w:rPr>
+          <w:b w:val="0"/>
+        </w:rPr>
         <w:t>Try the recall before opening notes. Then use a different colour or a labelled second line to correct your explanation.</w:t>
       </w:r>
     </w:p>
@@ -42,7 +53,13 @@
       </w:r>
     </w:p>
     <w:p>
-      <w:r>
+      <w:pPr>
+        <w:spacing w:line="336" w:lineRule="auto" w:after="180"/>
+      </w:pPr>
+      <w:r>
+        <w:rPr>
+          <w:b w:val="0"/>
+        </w:rPr>
         <w:t>Without opening the old lesson, explain one key idea from Capstone Expo. Give an example and a mistake that the idea helps you avoid.</w:t>
       </w:r>
     </w:p>
@@ -79,6 +96,17 @@
     </w:p>
     <w:p>
       <w:r>
+        <w:t>Complete the supported Predictive and Generative AI trace and record the first step you can explain without help.</w:t>
+      </w:r>
+    </w:p>
+    <w:p>
+      <w:pPr>
+        <w:spacing w:line="336" w:lineRule="auto" w:after="180"/>
+      </w:pPr>
+      <w:r>
+        <w:rPr>
+          <w:b w:val="0"/>
+        </w:rPr>
         <w:t>Use W2: Compute the distribution for Generative and predictive objectives. Record the answer once; the lesson and workbook refer to the same attempt.</w:t>
       </w:r>
     </w:p>
@@ -207,7 +235,29 @@
     </w:p>
     <w:p>
       <w:r>
-        <w:t>Use the worked case for Generative and predictive objectives. Proposed explanation: “Generative models do not predict”. Decide whether this explanation is supported. Point to the step or supplied fact that decides; explain your repair if needed.</w:t>
+        <w:t>Check the proposed Predictive and Generative AI explanation against the supplied facts before discussing it.</w:t>
+      </w:r>
+    </w:p>
+    <w:p>
+      <w:pPr>
+        <w:spacing w:line="336" w:lineRule="auto" w:after="180"/>
+      </w:pPr>
+      <w:r>
+        <w:rPr>
+          <w:b w:val="0"/>
+        </w:rPr>
+        <w:t>Use the worked case for Generative and predictive objectives. Proposed explanation: “Generative models do not predict”. Decide whether this explanation is supported.</w:t>
+      </w:r>
+    </w:p>
+    <w:p>
+      <w:pPr>
+        <w:spacing w:line="336" w:lineRule="auto" w:after="180"/>
+      </w:pPr>
+      <w:r>
+        <w:rPr>
+          <w:b w:val="0"/>
+        </w:rPr>
+        <w:t>Point to the step or supplied fact that decides; explain your repair if needed.</w:t>
       </w:r>
     </w:p>
     <w:p>
@@ -247,6 +297,11 @@
       </w:r>
     </w:p>
     <w:p>
+      <w:r>
+        <w:t>Write one first attempt at the reserved independent case before feedback. Repeated copies of that case refer to the same recorded attempt.</w:t>
+      </w:r>
+    </w:p>
+    <w:p>
       <w:pPr>
         <w:pStyle w:val="Heading3"/>
       </w:pPr>
@@ -255,8 +310,50 @@
       </w:r>
     </w:p>
     <w:p>
-      <w:r>
-        <w:t>A system retrieves an approved Moon note, uses a trained classifier to predict reading difficulty, then writes a poem. Identify each mechanism and the evidence needed to check its output.</w:t>
+      <w:pPr>
+        <w:spacing w:line="336" w:lineRule="auto" w:after="180"/>
+      </w:pPr>
+      <w:r>
+        <w:rPr>
+          <w:b w:val="0"/>
+        </w:rPr>
+        <w:t xml:space="preserve">A system retrieves an approved Moon note, uses a trained classifier to predict reading difficulty, then writes a poem. Identify each </w:t>
+      </w:r>
+      <w:r>
+        <w:rPr>
+          <w:b/>
+        </w:rPr>
+        <w:t>mechanism</w:t>
+      </w:r>
+      <w:r>
+        <w:rPr>
+          <w:b w:val="0"/>
+        </w:rPr>
+        <w:t xml:space="preserve"> and the </w:t>
+      </w:r>
+      <w:r>
+        <w:rPr>
+          <w:b/>
+        </w:rPr>
+        <w:t>evidence</w:t>
+      </w:r>
+      <w:r>
+        <w:rPr>
+          <w:b w:val="0"/>
+        </w:rPr>
+        <w:t xml:space="preserve"> needed to check its </w:t>
+      </w:r>
+      <w:r>
+        <w:rPr>
+          <w:b/>
+        </w:rPr>
+        <w:t>output</w:t>
+      </w:r>
+      <w:r>
+        <w:rPr>
+          <w:b w:val="0"/>
+        </w:rPr>
+        <w:t>.</w:t>
       </w:r>
     </w:p>
     <w:p>
@@ -303,7 +400,13 @@
       </w:r>
     </w:p>
     <w:p>
-      <w:r>
+      <w:pPr>
+        <w:spacing w:line="336" w:lineRule="auto" w:after="180"/>
+      </w:pPr>
+      <w:r>
+        <w:rPr>
+          <w:b w:val="0"/>
+        </w:rPr>
         <w:t>Attempt this case before feedback. Record any help. Earlier examples below are further practice; a case already practised with feedback cannot establish fresh transfer.</w:t>
       </w:r>
     </w:p>
@@ -317,6 +420,17 @@
     </w:p>
     <w:p>
       <w:r>
+        <w:t>Connect the Predictive and Generative AI target to a trace and a justified conclusion.</w:t>
+      </w:r>
+    </w:p>
+    <w:p>
+      <w:pPr>
+        <w:spacing w:line="336" w:lineRule="auto" w:after="180"/>
+      </w:pPr>
+      <w:r>
+        <w:rPr>
+          <w:b w:val="0"/>
+        </w:rPr>
         <w:t>A study tool finds a paragraph, labels its difficulty and invents practice questions. Identify the three operations and one check for each.</w:t>
       </w:r>
     </w:p>
@@ -330,17 +444,46 @@
     </w:p>
     <w:p>
       <w:r>
+        <w:t>Solve the supplied Predictive and Generative AI case and show the deciding evidence.</w:t>
+      </w:r>
+    </w:p>
+    <w:p>
+      <w:pPr>
+        <w:spacing w:line="336" w:lineRule="auto" w:after="180"/>
+      </w:pPr>
+      <w:r>
+        <w:rPr>
+          <w:b w:val="0"/>
+        </w:rPr>
         <w:t>A tool labels a question biology, writes a new question and computes 7 times 8.</w:t>
       </w:r>
     </w:p>
     <w:p>
-      <w:r>
+      <w:pPr>
+        <w:spacing w:line="336" w:lineRule="auto" w:after="180"/>
+      </w:pPr>
+      <w:r>
+        <w:rPr>
+          <w:b w:val="0"/>
+        </w:rPr>
         <w:t>Identify each operation.</w:t>
       </w:r>
     </w:p>
     <w:p>
-      <w:r>
-        <w:t>Show your trace, calculation or evidence</w:t>
+      <w:pPr>
+        <w:spacing w:line="336" w:lineRule="auto" w:after="180"/>
+      </w:pPr>
+      <w:r>
+        <w:rPr>
+          <w:b w:val="0"/>
+        </w:rPr>
+        <w:t xml:space="preserve">Show your trace, calculation or </w:t>
+      </w:r>
+      <w:r>
+        <w:rPr>
+          <w:b/>
+        </w:rPr>
+        <w:t>evidence</w:t>
       </w:r>
     </w:p>
     <w:p>
@@ -386,11 +529,29 @@
     </w:p>
     <w:p>
       <w:r>
+        <w:t>Apply the procedure to the changed case and record why the conclusion follows.</w:t>
+      </w:r>
+    </w:p>
+    <w:p>
+      <w:pPr>
+        <w:spacing w:line="336" w:lineRule="auto" w:after="180"/>
+        <w:shd w:fill="F5F1FB"/>
+      </w:pPr>
+      <w:r>
+        <w:rPr>
+          <w:b w:val="0"/>
+        </w:rPr>
         <w:t>A system labels a message as spam. Another writes a new reply. Which task predicts a category and which generates content? Can the new reply contain a false fact?</w:t>
       </w:r>
     </w:p>
     <w:p>
-      <w:r>
+      <w:pPr>
+        <w:spacing w:line="336" w:lineRule="auto" w:after="180"/>
+      </w:pPr>
+      <w:r>
+        <w:rPr>
+          <w:b w:val="0"/>
+        </w:rPr>
         <w:t>My independent answer and reason</w:t>
       </w:r>
     </w:p>
@@ -445,7 +606,30 @@
     </w:p>
     <w:p>
       <w:r>
-        <w:t>Create a changed input, boundary case or missing-information case. Write the expected answer or safe response before testing.</w:t>
+        <w:t>Specify a changed input, expected result and observation separately.</w:t>
+      </w:r>
+    </w:p>
+    <w:p>
+      <w:pPr>
+        <w:spacing w:line="336" w:lineRule="auto" w:after="180"/>
+      </w:pPr>
+      <w:r>
+        <w:rPr>
+          <w:b w:val="0"/>
+        </w:rPr>
+        <w:t xml:space="preserve">Create a changed </w:t>
+      </w:r>
+      <w:r>
+        <w:rPr>
+          <w:b/>
+        </w:rPr>
+        <w:t>input</w:t>
+      </w:r>
+      <w:r>
+        <w:rPr>
+          <w:b w:val="0"/>
+        </w:rPr>
+        <w:t>, boundary case or missing-information case. Write the expected answer or safe response before testing.</w:t>
       </w:r>
     </w:p>
     <w:tbl>
@@ -574,12 +758,41 @@
     </w:p>
     <w:p>
       <w:r>
+        <w:t>Justify what Predictive and Generative AI adds to Verified Study Buddy and keep the evidence.</w:t>
+      </w:r>
+    </w:p>
+    <w:p>
+      <w:pPr>
+        <w:spacing w:line="336" w:lineRule="auto" w:after="180"/>
+      </w:pPr>
+      <w:r>
+        <w:rPr>
+          <w:b w:val="0"/>
+        </w:rPr>
         <w:t>Separate Study Buddy tasks into classify, calculate, retrieve, and generate stages.</w:t>
       </w:r>
     </w:p>
     <w:p>
-      <w:r>
-        <w:t>The project change and evidence I will keep</w:t>
+      <w:pPr>
+        <w:spacing w:line="336" w:lineRule="auto" w:after="180"/>
+      </w:pPr>
+      <w:r>
+        <w:rPr>
+          <w:b w:val="0"/>
+        </w:rPr>
+        <w:t xml:space="preserve">The project change and </w:t>
+      </w:r>
+      <w:r>
+        <w:rPr>
+          <w:b/>
+        </w:rPr>
+        <w:t>evidence</w:t>
+      </w:r>
+      <w:r>
+        <w:rPr>
+          <w:b w:val="0"/>
+        </w:rPr>
+        <w:t xml:space="preserve"> I will keep</w:t>
       </w:r>
     </w:p>
     <w:p>
@@ -625,11 +838,54 @@
     </w:p>
     <w:p>
       <w:r>
-        <w:t>I can explain the mechanism. I can show evidence. I can handle a changed case. I can name a limit. Mark each as not yet, with help or independently, and attach supporting work.</w:t>
-      </w:r>
-    </w:p>
-    <w:p>
-      <w:r>
+        <w:t>Judge explanation, evidence, transfer and limits separately; attach the work behind your judgement.</w:t>
+      </w:r>
+    </w:p>
+    <w:p>
+      <w:pPr>
+        <w:pStyle w:val="ListBullet"/>
+      </w:pPr>
+      <w:r>
+        <w:t>I can explain the mechanism.</w:t>
+      </w:r>
+    </w:p>
+    <w:p>
+      <w:pPr>
+        <w:pStyle w:val="ListBullet"/>
+      </w:pPr>
+      <w:r>
+        <w:t>I can show evidence.</w:t>
+      </w:r>
+    </w:p>
+    <w:p>
+      <w:pPr>
+        <w:pStyle w:val="ListBullet"/>
+      </w:pPr>
+      <w:r>
+        <w:t>I can handle a changed case.</w:t>
+      </w:r>
+    </w:p>
+    <w:p>
+      <w:pPr>
+        <w:pStyle w:val="ListBullet"/>
+      </w:pPr>
+      <w:r>
+        <w:t>I can name a limit.</w:t>
+      </w:r>
+    </w:p>
+    <w:p>
+      <w:r>
+        <w:t>Mark each as not yet, with help or independently, and attach supporting work.</w:t>
+      </w:r>
+    </w:p>
+    <w:p>
+      <w:pPr>
+        <w:spacing w:line="336" w:lineRule="auto" w:after="180"/>
+      </w:pPr>
+      <w:r>
+        <w:rPr>
+          <w:b w:val="0"/>
+        </w:rPr>
         <w:t>Teacher review ____________________  Next step ____________________</w:t>
       </w:r>
     </w:p>
@@ -643,6 +899,17 @@
     </w:p>
     <w:p>
       <w:r>
+        <w:t>Use this earlier case as transfer practice. A case already discussed with feedback is not fresh assessment evidence.</w:t>
+      </w:r>
+    </w:p>
+    <w:p>
+      <w:pPr>
+        <w:spacing w:line="336" w:lineRule="auto" w:after="180"/>
+      </w:pPr>
+      <w:r>
+        <w:rPr>
+          <w:b w:val="0"/>
+        </w:rPr>
         <w:t>A study tool finds a paragraph, labels its difficulty and invents practice questions. Identify the three operations and one check for each.</w:t>
       </w:r>
     </w:p>
@@ -690,7 +957,13 @@
       </w:r>
     </w:p>
     <w:p>
-      <w:r>
+      <w:pPr>
+        <w:spacing w:line="336" w:lineRule="auto" w:after="180"/>
+      </w:pPr>
+      <w:r>
+        <w:rPr>
+          <w:b w:val="0"/>
+        </w:rPr>
         <w:t>Record support used: none, hint or teacher explanation.</w:t>
       </w:r>
     </w:p>
@@ -704,7 +977,30 @@
     </w:p>
     <w:p>
       <w:r>
-        <w:t>Classify these components by target: label a message request/report; continue a prefix with a sequence; retrieve a stored sensor record. Explain why the application may combine them.</w:t>
+        <w:t>Identify the objective. Apply the supplied Predictive and Generative AI facts and keep your reasoning.</w:t>
+      </w:r>
+    </w:p>
+    <w:p>
+      <w:pPr>
+        <w:spacing w:line="336" w:lineRule="auto" w:after="180"/>
+      </w:pPr>
+      <w:r>
+        <w:rPr>
+          <w:b w:val="0"/>
+        </w:rPr>
+        <w:t xml:space="preserve">Classify these components by </w:t>
+      </w:r>
+      <w:r>
+        <w:rPr>
+          <w:b/>
+        </w:rPr>
+        <w:t>target</w:t>
+      </w:r>
+      <w:r>
+        <w:rPr>
+          <w:b w:val="0"/>
+        </w:rPr>
+        <w:t>: label a message request/report; continue a prefix with a sequence; retrieve a stored sensor record. Explain why the application may combine them.</w:t>
       </w:r>
     </w:p>
     <w:p>
@@ -755,6 +1051,17 @@
     </w:p>
     <w:p>
       <w:r>
+        <w:t>Compute the distribution. Apply the supplied Predictive and Generative AI facts and keep your reasoning.</w:t>
+      </w:r>
+    </w:p>
+    <w:p>
+      <w:pPr>
+        <w:spacing w:line="336" w:lineRule="auto" w:after="180"/>
+      </w:pPr>
+      <w:r>
+        <w:rPr>
+          <w:b w:val="0"/>
+        </w:rPr>
         <w:t>For The marker is, calculate the three empirical probabilities, their sum and their meaning.</w:t>
       </w:r>
     </w:p>
@@ -806,6 +1113,17 @@
     </w:p>
     <w:p>
       <w:r>
+        <w:t>Follow the prefix. Apply the supplied Predictive and Generative AI facts and keep your reasoning.</w:t>
+      </w:r>
+    </w:p>
+    <w:p>
+      <w:pPr>
+        <w:spacing w:line="336" w:lineRule="auto" w:after="180"/>
+      </w:pPr>
+      <w:r>
+        <w:rPr>
+          <w:b w:val="0"/>
+        </w:rPr>
         <w:t>After red is selected, the expanded-prefix table gives end 0.8 and today 0.2. Explain why these values cannot be substituted for the red/blue/green probabilities.</w:t>
       </w:r>
     </w:p>
@@ -857,7 +1175,29 @@
     </w:p>
     <w:p>
       <w:r>
-        <w:t>For prefix The signal is, counts are high 2, low 5, unknown 3. Compute all probabilities and the most frequent continuation. A current measurement reports high. State what the most frequent continuation does and does not establish.</w:t>
+        <w:t>Attempt before feedback. If this repeats the selected independent case, reuse that first attempt; otherwise keep a separate record. Analyse a new corpus independently. Apply the supplied Predictive and Generative AI facts and keep your reasoning.</w:t>
+      </w:r>
+    </w:p>
+    <w:p>
+      <w:pPr>
+        <w:spacing w:line="336" w:lineRule="auto" w:after="180"/>
+      </w:pPr>
+      <w:r>
+        <w:rPr>
+          <w:b w:val="0"/>
+        </w:rPr>
+        <w:t>For prefix The signal is, counts are high 2, low 5, unknown 3. Compute all probabilities and the most frequent continuation. A current measurement reports high.</w:t>
+      </w:r>
+    </w:p>
+    <w:p>
+      <w:pPr>
+        <w:spacing w:line="336" w:lineRule="auto" w:after="180"/>
+      </w:pPr>
+      <w:r>
+        <w:rPr>
+          <w:b w:val="0"/>
+        </w:rPr>
+        <w:t>State what the most frequent continuation does and does not establish.</w:t>
       </w:r>
     </w:p>
     <w:p>
@@ -918,7 +1258,30 @@
     </w:p>
     <w:p>
       <w:r>
-        <w:t>A system reports current room status using retrieved measurements and generated sentences. Name checks for evidence, response quality and permission.</w:t>
+        <w:t>Design a useful evaluation. Apply the supplied Predictive and Generative AI facts and keep your reasoning.</w:t>
+      </w:r>
+    </w:p>
+    <w:p>
+      <w:pPr>
+        <w:spacing w:line="336" w:lineRule="auto" w:after="180"/>
+      </w:pPr>
+      <w:r>
+        <w:rPr>
+          <w:b w:val="0"/>
+        </w:rPr>
+        <w:t xml:space="preserve">A system reports current room status using retrieved measurements and generated sentences. Name checks for </w:t>
+      </w:r>
+      <w:r>
+        <w:rPr>
+          <w:b/>
+        </w:rPr>
+        <w:t>evidence</w:t>
+      </w:r>
+      <w:r>
+        <w:rPr>
+          <w:b w:val="0"/>
+        </w:rPr>
+        <w:t>, response quality and permission.</w:t>
       </w:r>
     </w:p>
     <w:p>
@@ -965,6 +1328,11 @@
       </w:pPr>
       <w:r>
         <w:t>17. Feedback, return check and learning record</w:t>
+      </w:r>
+    </w:p>
+    <w:p>
+      <w:r>
+        <w:t>Record the first repaired step and a different case to revisit after a delay.</w:t>
       </w:r>
     </w:p>
     <w:tbl>
@@ -1104,7 +1472,13 @@
       </w:tr>
     </w:tbl>
     <w:p>
-      <w:r>
+      <w:pPr>
+        <w:spacing w:line="336" w:lineRule="auto" w:after="180"/>
+      </w:pPr>
+      <w:r>
+        <w:rPr>
+          <w:b w:val="0"/>
+        </w:rPr>
         <w:t>Revisit this idea with your teacher after a delay. Familiarity is different from explaining and using it on a changed case.</w:t>
       </w:r>
     </w:p>
@@ -1118,16 +1492,51 @@
     </w:p>
     <w:p>
       <w:r>
+        <w:t>A fictional learning tool first classifies a question, then drafts an answer from a supplied note. Explain the labelled step before checking the changed condition.</w:t>
+      </w:r>
+    </w:p>
+    <w:p>
+      <w:pPr>
+        <w:spacing w:line="336" w:lineRule="auto" w:after="180"/>
+      </w:pPr>
+      <w:r>
+        <w:rPr>
+          <w:b w:val="0"/>
+        </w:rPr>
         <w:t>A fictional learning tool first classifies a question, then drafts an answer from a supplied note.</w:t>
       </w:r>
     </w:p>
     <w:p>
-      <w:r>
-        <w:t>A fitted classifier labels a question science; its training used labelled questions.</w:t>
-      </w:r>
-    </w:p>
-    <w:p>
-      <w:r>
+      <w:pPr>
+        <w:spacing w:line="336" w:lineRule="auto" w:after="180"/>
+      </w:pPr>
+      <w:r>
+        <w:rPr>
+          <w:b w:val="0"/>
+        </w:rPr>
+        <w:t xml:space="preserve">A fitted classifier labels a question science; its </w:t>
+      </w:r>
+      <w:r>
+        <w:rPr>
+          <w:b/>
+        </w:rPr>
+        <w:t>training</w:t>
+      </w:r>
+      <w:r>
+        <w:rPr>
+          <w:b w:val="0"/>
+        </w:rPr>
+        <w:t xml:space="preserve"> used labelled questions.</w:t>
+      </w:r>
+    </w:p>
+    <w:p>
+      <w:pPr>
+        <w:spacing w:line="336" w:lineRule="auto" w:after="180"/>
+      </w:pPr>
+      <w:r>
+        <w:rPr>
+          <w:b w:val="0"/>
+        </w:rPr>
         <w:t>Approved note N: evaporation changes liquid water into water vapour. A generator drafts: “Water evaporates into vapour and always disappears forever.”</w:t>
       </w:r>
     </w:p>
@@ -1168,7 +1577,13 @@
       </w:r>
     </w:p>
     <w:p>
-      <w:r>
+      <w:pPr>
+        <w:spacing w:line="336" w:lineRule="auto" w:after="180"/>
+      </w:pPr>
+      <w:r>
+        <w:rPr>
+          <w:b w:val="0"/>
+        </w:rPr>
         <w:t>Identify the first unsupported claim and explain what source would be needed before asserting it.</w:t>
       </w:r>
     </w:p>
@@ -1211,13 +1626,70 @@
       </w:r>
     </w:p>
     <w:p>
-      <w:r>
-        <w:t>Support used: alone / hint / worked example. This record is practice evidence.</w:t>
-      </w:r>
-    </w:p>
-    <w:p>
-      <w:r>
-        <w:t>Project connection: For the Verified Study Buddy, separate routing predictions, source retrieval and generated explanations in its evidence record.</w:t>
+      <w:pPr>
+        <w:pStyle w:val="Heading3"/>
+      </w:pPr>
+      <w:r>
+        <w:t>Record the help used</w:t>
+      </w:r>
+    </w:p>
+    <w:p>
+      <w:pPr>
+        <w:spacing w:line="336" w:lineRule="auto" w:after="180"/>
+        <w:shd w:fill="F1F6F8"/>
+      </w:pPr>
+      <w:r>
+        <w:rPr>
+          <w:b w:val="0"/>
+        </w:rPr>
+        <w:t xml:space="preserve">Support used: alone / hint / worked example. This record is practice </w:t>
+      </w:r>
+      <w:r>
+        <w:rPr>
+          <w:b/>
+        </w:rPr>
+        <w:t>evidence</w:t>
+      </w:r>
+      <w:r>
+        <w:rPr>
+          <w:b w:val="0"/>
+        </w:rPr>
+        <w:t>.</w:t>
+      </w:r>
+    </w:p>
+    <w:p>
+      <w:pPr>
+        <w:spacing w:line="336" w:lineRule="auto" w:after="180"/>
+      </w:pPr>
+      <w:r>
+        <w:rPr>
+          <w:b w:val="0"/>
+        </w:rPr>
+        <w:t xml:space="preserve">Project connection: For the Verified Study Buddy, separate routing </w:t>
+      </w:r>
+      <w:r>
+        <w:rPr>
+          <w:b/>
+        </w:rPr>
+        <w:t>prediction</w:t>
+      </w:r>
+      <w:r>
+        <w:rPr>
+          <w:b w:val="0"/>
+        </w:rPr>
+        <w:t xml:space="preserve">s, source retrieval and generated explanations in its </w:t>
+      </w:r>
+      <w:r>
+        <w:rPr>
+          <w:b/>
+        </w:rPr>
+        <w:t>evidence</w:t>
+      </w:r>
+      <w:r>
+        <w:rPr>
+          <w:b w:val="0"/>
+        </w:rPr>
+        <w:t xml:space="preserve"> record.</w:t>
       </w:r>
     </w:p>
     <w:p>
@@ -1230,17 +1702,76 @@
     </w:p>
     <w:p>
       <w:r>
+        <w:t>Keep this week’s input, deciding step, result and limit together in the Verified Study Buddy record.</w:t>
+      </w:r>
+    </w:p>
+    <w:p>
+      <w:pPr>
+        <w:spacing w:line="336" w:lineRule="auto" w:after="180"/>
+      </w:pPr>
+      <w:r>
+        <w:rPr>
+          <w:b w:val="0"/>
+        </w:rPr>
         <w:t>Project: Verified Study Buddy</w:t>
       </w:r>
     </w:p>
     <w:p>
-      <w:r>
-        <w:t>Current milestone: Frame the need. Name the user, the problem, allowed inputs and a safe simple starting method.</w:t>
-      </w:r>
-    </w:p>
-    <w:p>
-      <w:r>
-        <w:t>For the Verified Study Buddy, separate routing predictions, source retrieval and generated explanations in its evidence record.</w:t>
+      <w:pPr>
+        <w:spacing w:line="336" w:lineRule="auto" w:after="180"/>
+      </w:pPr>
+      <w:r>
+        <w:rPr>
+          <w:b w:val="0"/>
+        </w:rPr>
+        <w:t xml:space="preserve">Current milestone: Frame the need. Name the user, the problem, allowed </w:t>
+      </w:r>
+      <w:r>
+        <w:rPr>
+          <w:b/>
+        </w:rPr>
+        <w:t>input</w:t>
+      </w:r>
+      <w:r>
+        <w:rPr>
+          <w:b w:val="0"/>
+        </w:rPr>
+        <w:t>s and a safe simple starting method.</w:t>
+      </w:r>
+    </w:p>
+    <w:p>
+      <w:pPr>
+        <w:spacing w:line="336" w:lineRule="auto" w:after="180"/>
+      </w:pPr>
+      <w:r>
+        <w:rPr>
+          <w:b w:val="0"/>
+        </w:rPr>
+        <w:t xml:space="preserve">For the Verified Study Buddy, separate routing </w:t>
+      </w:r>
+      <w:r>
+        <w:rPr>
+          <w:b/>
+        </w:rPr>
+        <w:t>prediction</w:t>
+      </w:r>
+      <w:r>
+        <w:rPr>
+          <w:b w:val="0"/>
+        </w:rPr>
+        <w:t xml:space="preserve">s, source retrieval and generated explanations in its </w:t>
+      </w:r>
+      <w:r>
+        <w:rPr>
+          <w:b/>
+        </w:rPr>
+        <w:t>evidence</w:t>
+      </w:r>
+      <w:r>
+        <w:rPr>
+          <w:b w:val="0"/>
+        </w:rPr>
+        <w:t xml:space="preserve"> record.</w:t>
       </w:r>
     </w:p>
     <w:tbl>
@@ -1402,11 +1933,28 @@
     </w:p>
     <w:p>
       <w:r>
+        <w:t>Try the supported questions before comparing with hints and feedback. Record what you repaired and the evidence you retained.</w:t>
+      </w:r>
+    </w:p>
+    <w:p>
+      <w:pPr>
+        <w:spacing w:line="336" w:lineRule="auto" w:after="180"/>
+      </w:pPr>
+      <w:r>
+        <w:rPr>
+          <w:b w:val="0"/>
+        </w:rPr>
         <w:t>Use this supported practice once, in the browser or on paper. Keep the reserved independent assessment for a separate first attempt before teacher feedback.</w:t>
       </w:r>
     </w:p>
     <w:p>
-      <w:r>
+      <w:pPr>
+        <w:spacing w:line="336" w:lineRule="auto" w:after="180"/>
+      </w:pPr>
+      <w:r>
+        <w:rPr>
+          <w:b w:val="0"/>
+        </w:rPr>
         <w:t>A fictional learning tool first classifies a question, then drafts an answer from a supplied note.</w:t>
       </w:r>
     </w:p>
@@ -1419,27 +1967,61 @@
       </w:r>
     </w:p>
     <w:p>
-      <w:r>
+      <w:pPr>
+        <w:spacing w:line="336" w:lineRule="auto" w:after="180"/>
+      </w:pPr>
+      <w:r>
+        <w:rPr>
+          <w:b w:val="0"/>
+        </w:rPr>
         <w:t>Which labelled step matches this detail? Keep the supported change-of-state claim; remove or review the unsupported addition.</w:t>
       </w:r>
     </w:p>
     <w:p>
-      <w:r>
+      <w:pPr>
+        <w:spacing w:line="336" w:lineRule="auto" w:after="180"/>
+        <w:shd w:fill="F4F9FC"/>
+      </w:pPr>
+      <w:r>
+        <w:rPr>
+          <w:b w:val="0"/>
+        </w:rPr>
         <w:t>1. Predict category</w:t>
       </w:r>
     </w:p>
     <w:p>
-      <w:r>
+      <w:pPr>
+        <w:spacing w:line="336" w:lineRule="auto" w:after="180"/>
+        <w:shd w:fill="F4F9FC"/>
+      </w:pPr>
+      <w:r>
+        <w:rPr>
+          <w:b w:val="0"/>
+        </w:rPr>
         <w:t>2. Verify claims</w:t>
       </w:r>
     </w:p>
     <w:p>
-      <w:r>
+      <w:pPr>
+        <w:spacing w:line="336" w:lineRule="auto" w:after="180"/>
+        <w:shd w:fill="F4F9FC"/>
+      </w:pPr>
+      <w:r>
+        <w:rPr>
+          <w:b w:val="0"/>
+        </w:rPr>
         <w:t>3. Retrieve note</w:t>
       </w:r>
     </w:p>
     <w:p>
-      <w:r>
+      <w:pPr>
+        <w:spacing w:line="336" w:lineRule="auto" w:after="180"/>
+        <w:shd w:fill="F4F9FC"/>
+      </w:pPr>
+      <w:r>
+        <w:rPr>
+          <w:b w:val="0"/>
+        </w:rPr>
         <w:t>4. Generate draft</w:t>
       </w:r>
     </w:p>
@@ -1477,41 +2059,167 @@
       </w:r>
     </w:p>
     <w:p>
-      <w:r>
+      <w:pPr>
+        <w:pStyle w:val="Heading3"/>
+      </w:pPr>
+      <w:r>
+        <w:t>Hint · try first</w:t>
+      </w:r>
+    </w:p>
+    <w:p>
+      <w:pPr>
+        <w:spacing w:line="336" w:lineRule="auto" w:after="180"/>
+        <w:shd w:fill="F1F6F8"/>
+      </w:pPr>
+      <w:r>
+        <w:rPr>
+          <w:b w:val="0"/>
+        </w:rPr>
         <w:t>Hint if needed: Read the steps in the pictorial case. Match the supplied detail to the stage that performs or records it.</w:t>
       </w:r>
     </w:p>
     <w:p>
-      <w:r>
-        <w:t>After your attempt, compare with the supported explanation: Verify claims Keep the supported change-of-state claim; remove or review the unsupported addition. Classification predicts a category under a trained mapping. Generation produces a sequence of words under a language objective. Supplying a note can support factual grounding, but the draft still requires claim-level checking. The category being correct does not prove every sentence in the answer is correct.</w:t>
-      </w:r>
-    </w:p>
-    <w:p>
       <w:pPr>
         <w:pStyle w:val="Heading3"/>
       </w:pPr>
       <w:r>
+        <w:t>Feedback · compare after trying</w:t>
+      </w:r>
+    </w:p>
+    <w:p>
+      <w:pPr>
+        <w:spacing w:line="336" w:lineRule="auto" w:after="180"/>
+        <w:shd w:fill="F1F6FC"/>
+      </w:pPr>
+      <w:r>
+        <w:rPr>
+          <w:b w:val="0"/>
+        </w:rPr>
+        <w:t>After your attempt, compare with the supported explanation: Verify claims Keep the supported change-of-state claim; remove or review the unsupported addition. Classification predicts a category under a trained mapping.</w:t>
+      </w:r>
+    </w:p>
+    <w:p>
+      <w:pPr>
+        <w:spacing w:line="336" w:lineRule="auto" w:after="180"/>
+        <w:shd w:fill="F1F6FC"/>
+      </w:pPr>
+      <w:r>
+        <w:rPr>
+          <w:b w:val="0"/>
+        </w:rPr>
+        <w:t>Generation produces a sequence of words under a language objective. Supplying a note can support factual grounding, but the draft still requires claim-level checking.</w:t>
+      </w:r>
+    </w:p>
+    <w:p>
+      <w:pPr>
+        <w:spacing w:line="336" w:lineRule="auto" w:after="180"/>
+        <w:shd w:fill="F1F6FC"/>
+      </w:pPr>
+      <w:r>
+        <w:rPr>
+          <w:b w:val="0"/>
+        </w:rPr>
+        <w:t>The category being correct does not prove every sentence in the answer is correct.</w:t>
+      </w:r>
+    </w:p>
+    <w:p>
+      <w:pPr>
+        <w:pStyle w:val="Heading3"/>
+      </w:pPr>
+      <w:r>
         <w:t>Practice 2: explain the deciding evidence</w:t>
       </w:r>
     </w:p>
     <w:p>
-      <w:r>
+      <w:pPr>
+        <w:pStyle w:val="Heading3"/>
+      </w:pPr>
+      <w:r>
+        <w:t>Changed case · predict first</w:t>
+      </w:r>
+    </w:p>
+    <w:p>
+      <w:pPr>
+        <w:spacing w:line="336" w:lineRule="auto" w:after="180"/>
+        <w:shd w:fill="F5F1FB"/>
+      </w:pPr>
+      <w:r>
+        <w:rPr>
+          <w:b w:val="0"/>
+        </w:rPr>
         <w:t>Changed-case practice: The classifier instead predicts history while N and the draft stay unchanged. Which conclusion is supported by the supplied facts?</w:t>
       </w:r>
     </w:p>
     <w:p>
-      <w:r>
-        <w:t>1. We can decide the result without examining the changed input or the procedure.</w:t>
-      </w:r>
-    </w:p>
-    <w:p>
-      <w:r>
-        <w:t>2. This one example guarantees correct results for every future input.</w:t>
-      </w:r>
-    </w:p>
-    <w:p>
-      <w:r>
-        <w:t>3. The category prediction changes, but the same unsupported draft claim still needs checking.</w:t>
+      <w:pPr>
+        <w:spacing w:line="336" w:lineRule="auto" w:after="180"/>
+        <w:shd w:fill="F4F9FC"/>
+      </w:pPr>
+      <w:r>
+        <w:rPr>
+          <w:b w:val="0"/>
+        </w:rPr>
+        <w:t xml:space="preserve">1. We can decide the result without examining the changed </w:t>
+      </w:r>
+      <w:r>
+        <w:rPr>
+          <w:b/>
+        </w:rPr>
+        <w:t>input</w:t>
+      </w:r>
+      <w:r>
+        <w:rPr>
+          <w:b w:val="0"/>
+        </w:rPr>
+        <w:t xml:space="preserve"> or the procedure.</w:t>
+      </w:r>
+    </w:p>
+    <w:p>
+      <w:pPr>
+        <w:spacing w:line="336" w:lineRule="auto" w:after="180"/>
+        <w:shd w:fill="F4F9FC"/>
+      </w:pPr>
+      <w:r>
+        <w:rPr>
+          <w:b w:val="0"/>
+        </w:rPr>
+        <w:t xml:space="preserve">2. This one example guarantees correct results for every future </w:t>
+      </w:r>
+      <w:r>
+        <w:rPr>
+          <w:b/>
+        </w:rPr>
+        <w:t>input</w:t>
+      </w:r>
+      <w:r>
+        <w:rPr>
+          <w:b w:val="0"/>
+        </w:rPr>
+        <w:t>.</w:t>
+      </w:r>
+    </w:p>
+    <w:p>
+      <w:pPr>
+        <w:spacing w:line="336" w:lineRule="auto" w:after="180"/>
+        <w:shd w:fill="F4F9FC"/>
+      </w:pPr>
+      <w:r>
+        <w:rPr>
+          <w:b w:val="0"/>
+        </w:rPr>
+        <w:t xml:space="preserve">3. The category </w:t>
+      </w:r>
+      <w:r>
+        <w:rPr>
+          <w:b/>
+        </w:rPr>
+        <w:t>prediction</w:t>
+      </w:r>
+      <w:r>
+        <w:rPr>
+          <w:b w:val="0"/>
+        </w:rPr>
+        <w:t xml:space="preserve"> changes, but the same unsupported draft claim still needs checking.</w:t>
       </w:r>
     </w:p>
     <w:p>
@@ -1548,26 +2256,97 @@
       </w:r>
     </w:p>
     <w:p>
-      <w:r>
+      <w:pPr>
+        <w:pStyle w:val="Heading3"/>
+      </w:pPr>
+      <w:r>
+        <w:t>Hint · try first</w:t>
+      </w:r>
+    </w:p>
+    <w:p>
+      <w:pPr>
+        <w:spacing w:line="336" w:lineRule="auto" w:after="180"/>
+        <w:shd w:fill="F1F6F8"/>
+      </w:pPr>
+      <w:r>
+        <w:rPr>
+          <w:b w:val="0"/>
+        </w:rPr>
         <w:t>Hint if needed: Use the changed condition and the deciding step in the pictorial trace. The answer must say what follows from those facts.</w:t>
       </w:r>
     </w:p>
     <w:p>
-      <w:r>
-        <w:t>After your attempt, compare with the supported explanation: The category prediction changes, but the same unsupported draft claim still needs checking. Stages can fail independently; one result does not validate another.</w:t>
-      </w:r>
-    </w:p>
-    <w:p>
       <w:pPr>
         <w:pStyle w:val="Heading3"/>
       </w:pPr>
       <w:r>
+        <w:t>Feedback · compare after trying</w:t>
+      </w:r>
+    </w:p>
+    <w:p>
+      <w:pPr>
+        <w:spacing w:line="336" w:lineRule="auto" w:after="180"/>
+        <w:shd w:fill="F1F6FC"/>
+      </w:pPr>
+      <w:r>
+        <w:rPr>
+          <w:b w:val="0"/>
+        </w:rPr>
+        <w:t xml:space="preserve">After your attempt, compare with the supported explanation: The category </w:t>
+      </w:r>
+      <w:r>
+        <w:rPr>
+          <w:b/>
+        </w:rPr>
+        <w:t>prediction</w:t>
+      </w:r>
+      <w:r>
+        <w:rPr>
+          <w:b w:val="0"/>
+        </w:rPr>
+        <w:t xml:space="preserve"> changes, but the same unsupported draft claim still needs checking. Stages can fail independently; one result does not validate another.</w:t>
+      </w:r>
+    </w:p>
+    <w:p>
+      <w:pPr>
+        <w:pStyle w:val="Heading3"/>
+      </w:pPr>
+      <w:r>
         <w:t>Repair a missing building block</w:t>
       </w:r>
     </w:p>
     <w:p>
-      <w:r>
-        <w:t>Review Capstone Expo (ai-2/36). Goal: Defend an application using reproducible evidence. Short practice: Give the original winning ID, its score, and counts of eligible, excluded and invalid rows.. Return to this week and explain what you changed.</w:t>
+      <w:pPr>
+        <w:spacing w:line="336" w:lineRule="auto" w:after="180"/>
+      </w:pPr>
+      <w:r>
+        <w:rPr>
+          <w:b w:val="0"/>
+        </w:rPr>
+        <w:t xml:space="preserve">Review Capstone Expo (ai-2/36). Goal: Defend an application using reproducible </w:t>
+      </w:r>
+      <w:r>
+        <w:rPr>
+          <w:b/>
+        </w:rPr>
+        <w:t>evidence</w:t>
+      </w:r>
+      <w:r>
+        <w:rPr>
+          <w:b w:val="0"/>
+        </w:rPr>
+        <w:t>. Short practice: Give the original winning ID, its score, and counts of eligible, excluded and invalid rows..</w:t>
+      </w:r>
+    </w:p>
+    <w:p>
+      <w:pPr>
+        <w:spacing w:line="336" w:lineRule="auto" w:after="180"/>
+      </w:pPr>
+      <w:r>
+        <w:rPr>
+          <w:b w:val="0"/>
+        </w:rPr>
+        <w:t>Return to this week and explain what you changed.</w:t>
       </w:r>
     </w:p>
     <w:p>
@@ -1579,8 +2358,37 @@
       </w:r>
     </w:p>
     <w:p>
-      <w:r>
-        <w:t>Use Download completed work in the hosted lesson to export your answers, reflections, practice feedback and code-run evidence. Open the HTML copy to read or print it. Drafts stay in this browser when storage is available; clear drafts on a shared device.</w:t>
+      <w:pPr>
+        <w:spacing w:line="336" w:lineRule="auto" w:after="180"/>
+      </w:pPr>
+      <w:r>
+        <w:rPr>
+          <w:b w:val="0"/>
+        </w:rPr>
+        <w:t xml:space="preserve">Use Download completed work in the hosted lesson to export your answers, reflections, practice feedback and code-run </w:t>
+      </w:r>
+      <w:r>
+        <w:rPr>
+          <w:b/>
+        </w:rPr>
+        <w:t>evidence</w:t>
+      </w:r>
+      <w:r>
+        <w:rPr>
+          <w:b w:val="0"/>
+        </w:rPr>
+        <w:t>. Open the HTML copy to read or print it.</w:t>
+      </w:r>
+    </w:p>
+    <w:p>
+      <w:pPr>
+        <w:spacing w:line="336" w:lineRule="auto" w:after="180"/>
+      </w:pPr>
+      <w:r>
+        <w:rPr>
+          <w:b w:val="0"/>
+        </w:rPr>
+        <w:t>Drafts stay in this browser when storage is available; clear drafts on a shared device.</w:t>
       </w:r>
     </w:p>
     <w:p>
@@ -1594,6 +2402,776 @@
     <w:p>
       <w:r>
         <w:t>________________________________________________________________</w:t>
+      </w:r>
+    </w:p>
+    <w:p>
+      <w:r>
+        <w:t>________________________________________________________________</w:t>
+      </w:r>
+    </w:p>
+    <w:p>
+      <w:r>
+        <w:t>________________________________________________________________</w:t>
+      </w:r>
+    </w:p>
+    <w:p>
+      <w:r>
+        <w:t>________________________________________________________________</w:t>
+      </w:r>
+    </w:p>
+    <w:p>
+      <w:r>
+        <w:t>________________________________________________________________</w:t>
+      </w:r>
+    </w:p>
+    <w:p>
+      <w:pPr>
+        <w:pStyle w:val="Heading1"/>
+      </w:pPr>
+      <w:r>
+        <w:t>21. Visual concept journey</w:t>
+      </w:r>
+    </w:p>
+    <w:p>
+      <w:r>
+        <w:t>Explain each Predictive and Generative AI picture from its labels, then record a relevant limit.</w:t>
+      </w:r>
+    </w:p>
+    <w:p>
+      <w:pPr>
+        <w:pStyle w:val="Heading3"/>
+      </w:pPr>
+      <w:r>
+        <w:t>01. Predictive and Generative AI: the case</w:t>
+      </w:r>
+    </w:p>
+    <w:p>
+      <w:r>
+        <w:drawing>
+          <wp:inline xmlns:a="http://schemas.openxmlformats.org/drawingml/2006/main" xmlns:pic="http://schemas.openxmlformats.org/drawingml/2006/picture">
+            <wp:extent cx="5486400" cy="3142488"/>
+            <wp:docPr id="2" name="Picture 2" descr="A fictional learning tool first classifies a question, then drafts an answer from a supplied note. Supplied facts: A fitted classifier labels a question science; its training used labelled questions. Approved note N: evaporation changes liquid water into water vapour. A generator drafts: “Water evaporates into vapour and always disappears forever.”"/>
+            <wp:cNvGraphicFramePr>
+              <a:graphicFrameLocks noChangeAspect="1"/>
+            </wp:cNvGraphicFramePr>
+            <a:graphic>
+              <a:graphicData uri="http://schemas.openxmlformats.org/drawingml/2006/picture">
+                <pic:pic>
+                  <pic:nvPicPr>
+                    <pic:cNvPr id="0" name="academy-story-ai-3-1-01.png"/>
+                    <pic:cNvPicPr/>
+                  </pic:nvPicPr>
+                  <pic:blipFill>
+                    <a:blip r:embed="rId10"/>
+                    <a:stretch>
+                      <a:fillRect/>
+                    </a:stretch>
+                  </pic:blipFill>
+                  <pic:spPr>
+                    <a:xfrm>
+                      <a:off x="0" y="0"/>
+                      <a:ext cx="5486400" cy="3142488"/>
+                    </a:xfrm>
+                    <a:prstGeom prst="rect"/>
+                  </pic:spPr>
+                </pic:pic>
+              </a:graphicData>
+            </a:graphic>
+          </wp:inline>
+        </w:drawing>
+      </w:r>
+    </w:p>
+    <w:p>
+      <w:pPr>
+        <w:spacing w:line="336" w:lineRule="auto" w:after="180"/>
+      </w:pPr>
+      <w:r>
+        <w:rPr>
+          <w:b w:val="0"/>
+        </w:rPr>
+        <w:t xml:space="preserve">A fictional learning tool first classifies a question, then drafts an answer from a supplied note. Supplied facts: A fitted classifier labels a question science; its </w:t>
+      </w:r>
+      <w:r>
+        <w:rPr>
+          <w:b/>
+        </w:rPr>
+        <w:t>training</w:t>
+      </w:r>
+      <w:r>
+        <w:rPr>
+          <w:b w:val="0"/>
+        </w:rPr>
+        <w:t xml:space="preserve"> used labelled questions.</w:t>
+      </w:r>
+    </w:p>
+    <w:p>
+      <w:pPr>
+        <w:spacing w:line="336" w:lineRule="auto" w:after="180"/>
+      </w:pPr>
+      <w:r>
+        <w:rPr>
+          <w:b w:val="0"/>
+        </w:rPr>
+        <w:t>Approved note N: evaporation changes liquid water into water vapour. A generator drafts: “Water evaporates into vapour and always disappears forever.”</w:t>
+      </w:r>
+    </w:p>
+    <w:p>
+      <w:pPr>
+        <w:spacing w:line="336" w:lineRule="auto" w:after="180"/>
+        <w:shd w:fill="F5F1FB"/>
+      </w:pPr>
+      <w:r>
+        <w:rPr>
+          <w:b w:val="0"/>
+        </w:rPr>
+        <w:t>Point to the given fact that matters most. Explain why it matters.</w:t>
+      </w:r>
+    </w:p>
+    <w:p>
+      <w:pPr>
+        <w:pStyle w:val="Heading3"/>
+      </w:pPr>
+      <w:r>
+        <w:t>My picture explanation, deciding evidence and one limit</w:t>
+      </w:r>
+    </w:p>
+    <w:p>
+      <w:r>
+        <w:t>________________________________________________________________</w:t>
+      </w:r>
+    </w:p>
+    <w:p>
+      <w:r>
+        <w:t>________________________________________________________________</w:t>
+      </w:r>
+    </w:p>
+    <w:p>
+      <w:r>
+        <w:t>________________________________________________________________</w:t>
+      </w:r>
+    </w:p>
+    <w:p>
+      <w:r>
+        <w:t>________________________________________________________________</w:t>
+      </w:r>
+    </w:p>
+    <w:p>
+      <w:pPr>
+        <w:pStyle w:val="Heading3"/>
+      </w:pPr>
+      <w:r>
+        <w:t>02. Follow the deciding steps</w:t>
+      </w:r>
+    </w:p>
+    <w:p>
+      <w:r>
+        <w:drawing>
+          <wp:inline xmlns:a="http://schemas.openxmlformats.org/drawingml/2006/main" xmlns:pic="http://schemas.openxmlformats.org/drawingml/2006/picture">
+            <wp:extent cx="5486400" cy="4160520"/>
+            <wp:docPr id="3" name="Picture 3" descr="Predict category: The classifier predicts science from the new question. → Retrieve note: N supplies a specific statement about evaporation. → Generate draft: The draft adds “always disappears forever” beyond N. → Verify claims: Keep the supported change-of-state claim; remove or review the unsupported addition."/>
+            <wp:cNvGraphicFramePr>
+              <a:graphicFrameLocks noChangeAspect="1"/>
+            </wp:cNvGraphicFramePr>
+            <a:graphic>
+              <a:graphicData uri="http://schemas.openxmlformats.org/drawingml/2006/picture">
+                <pic:pic>
+                  <pic:nvPicPr>
+                    <pic:cNvPr id="0" name="academy-story-ai-3-1-02.png"/>
+                    <pic:cNvPicPr/>
+                  </pic:nvPicPr>
+                  <pic:blipFill>
+                    <a:blip r:embed="rId11"/>
+                    <a:stretch>
+                      <a:fillRect/>
+                    </a:stretch>
+                  </pic:blipFill>
+                  <pic:spPr>
+                    <a:xfrm>
+                      <a:off x="0" y="0"/>
+                      <a:ext cx="5486400" cy="4160520"/>
+                    </a:xfrm>
+                    <a:prstGeom prst="rect"/>
+                  </pic:spPr>
+                </pic:pic>
+              </a:graphicData>
+            </a:graphic>
+          </wp:inline>
+        </w:drawing>
+      </w:r>
+    </w:p>
+    <w:p>
+      <w:pPr>
+        <w:spacing w:line="336" w:lineRule="auto" w:after="180"/>
+      </w:pPr>
+      <w:r>
+        <w:rPr>
+          <w:b w:val="0"/>
+        </w:rPr>
+        <w:t>Predict category: The classifier predicts science from the new question. → Retrieve note: N supplies a specific statement about evaporation. → Generate draft: The draft adds “always disappears forever” beyond N. → Verify claims: Keep the supported change-of-state claim; remove or review the unsupported addition.</w:t>
+      </w:r>
+    </w:p>
+    <w:p>
+      <w:pPr>
+        <w:spacing w:line="336" w:lineRule="auto" w:after="180"/>
+        <w:shd w:fill="F5F1FB"/>
+      </w:pPr>
+      <w:r>
+        <w:rPr>
+          <w:b w:val="0"/>
+        </w:rPr>
+        <w:t xml:space="preserve">Point to each numbered stage and explain which recorded </w:t>
+      </w:r>
+      <w:r>
+        <w:rPr>
+          <w:b/>
+        </w:rPr>
+        <w:t>input</w:t>
+      </w:r>
+      <w:r>
+        <w:rPr>
+          <w:b w:val="0"/>
+        </w:rPr>
+        <w:t xml:space="preserve"> it uses.</w:t>
+      </w:r>
+    </w:p>
+    <w:p>
+      <w:pPr>
+        <w:pStyle w:val="Heading3"/>
+      </w:pPr>
+      <w:r>
+        <w:t>My picture explanation, deciding evidence and one limit</w:t>
+      </w:r>
+    </w:p>
+    <w:p>
+      <w:r>
+        <w:t>________________________________________________________________</w:t>
+      </w:r>
+    </w:p>
+    <w:p>
+      <w:r>
+        <w:t>________________________________________________________________</w:t>
+      </w:r>
+    </w:p>
+    <w:p>
+      <w:r>
+        <w:t>________________________________________________________________</w:t>
+      </w:r>
+    </w:p>
+    <w:p>
+      <w:r>
+        <w:t>________________________________________________________________</w:t>
+      </w:r>
+    </w:p>
+    <w:p>
+      <w:pPr>
+        <w:pStyle w:val="Heading3"/>
+      </w:pPr>
+      <w:r>
+        <w:t>03. Keep the evidence roles separate</w:t>
+      </w:r>
+    </w:p>
+    <w:p>
+      <w:r>
+        <w:drawing>
+          <wp:inline xmlns:a="http://schemas.openxmlformats.org/drawingml/2006/main" xmlns:pic="http://schemas.openxmlformats.org/drawingml/2006/picture">
+            <wp:extent cx="5486400" cy="2834640"/>
+            <wp:docPr id="4" name="Picture 4" descr="Keep the evidence roles separate. Ten corpus continuations | Count red 6, blue 3, green 1 | Distribution 0.6, 0.3, 0.1. Prefix: The marker is | Select a next token | An output, not an observation. Current marker question | Check direct evidence | Colour claim needs support"/>
+            <wp:cNvGraphicFramePr>
+              <a:graphicFrameLocks noChangeAspect="1"/>
+            </wp:cNvGraphicFramePr>
+            <a:graphic>
+              <a:graphicData uri="http://schemas.openxmlformats.org/drawingml/2006/picture">
+                <pic:pic>
+                  <pic:nvPicPr>
+                    <pic:cNvPr id="0" name="academy-story-ai-3-1-03.png"/>
+                    <pic:cNvPicPr/>
+                  </pic:nvPicPr>
+                  <pic:blipFill>
+                    <a:blip r:embed="rId12"/>
+                    <a:stretch>
+                      <a:fillRect/>
+                    </a:stretch>
+                  </pic:blipFill>
+                  <pic:spPr>
+                    <a:xfrm>
+                      <a:off x="0" y="0"/>
+                      <a:ext cx="5486400" cy="2834640"/>
+                    </a:xfrm>
+                    <a:prstGeom prst="rect"/>
+                  </pic:spPr>
+                </pic:pic>
+              </a:graphicData>
+            </a:graphic>
+          </wp:inline>
+        </w:drawing>
+      </w:r>
+    </w:p>
+    <w:p>
+      <w:pPr>
+        <w:spacing w:line="336" w:lineRule="auto" w:after="180"/>
+      </w:pPr>
+      <w:r>
+        <w:rPr>
+          <w:b w:val="0"/>
+        </w:rPr>
+        <w:t xml:space="preserve">Keep the </w:t>
+      </w:r>
+      <w:r>
+        <w:rPr>
+          <w:b/>
+        </w:rPr>
+        <w:t>evidence</w:t>
+      </w:r>
+      <w:r>
+        <w:rPr>
+          <w:b w:val="0"/>
+        </w:rPr>
+        <w:t xml:space="preserve"> roles separate. Ten corpus continuations | Count red 6, blue 3, green 1 | Distribution 0.6, 0.3, 0.1. Prefix: The marker is | Select a next token | An </w:t>
+      </w:r>
+      <w:r>
+        <w:rPr>
+          <w:b/>
+        </w:rPr>
+        <w:t>output</w:t>
+      </w:r>
+      <w:r>
+        <w:rPr>
+          <w:b w:val="0"/>
+        </w:rPr>
+        <w:t xml:space="preserve">, not an </w:t>
+      </w:r>
+      <w:r>
+        <w:rPr>
+          <w:b/>
+        </w:rPr>
+        <w:t>observation</w:t>
+      </w:r>
+      <w:r>
+        <w:rPr>
+          <w:b w:val="0"/>
+        </w:rPr>
+        <w:t>.</w:t>
+      </w:r>
+    </w:p>
+    <w:p>
+      <w:pPr>
+        <w:spacing w:line="336" w:lineRule="auto" w:after="180"/>
+      </w:pPr>
+      <w:r>
+        <w:rPr>
+          <w:b w:val="0"/>
+        </w:rPr>
+        <w:t xml:space="preserve">Current marker question | Check direct </w:t>
+      </w:r>
+      <w:r>
+        <w:rPr>
+          <w:b/>
+        </w:rPr>
+        <w:t>evidence</w:t>
+      </w:r>
+      <w:r>
+        <w:rPr>
+          <w:b w:val="0"/>
+        </w:rPr>
+        <w:t xml:space="preserve"> | Colour claim needs support</w:t>
+      </w:r>
+    </w:p>
+    <w:p>
+      <w:pPr>
+        <w:spacing w:line="336" w:lineRule="auto" w:after="180"/>
+        <w:shd w:fill="F5F1FB"/>
+      </w:pPr>
+      <w:r>
+        <w:rPr>
+          <w:b w:val="0"/>
+        </w:rPr>
+        <w:t>Read the labels and values. Explain the relationship the model shows.</w:t>
+      </w:r>
+    </w:p>
+    <w:p>
+      <w:pPr>
+        <w:pStyle w:val="Heading3"/>
+      </w:pPr>
+      <w:r>
+        <w:t>My picture explanation, deciding evidence and one limit</w:t>
+      </w:r>
+    </w:p>
+    <w:p>
+      <w:r>
+        <w:t>________________________________________________________________</w:t>
+      </w:r>
+    </w:p>
+    <w:p>
+      <w:r>
+        <w:t>________________________________________________________________</w:t>
+      </w:r>
+    </w:p>
+    <w:p>
+      <w:r>
+        <w:t>________________________________________________________________</w:t>
+      </w:r>
+    </w:p>
+    <w:p>
+      <w:r>
+        <w:t>________________________________________________________________</w:t>
+      </w:r>
+    </w:p>
+    <w:p>
+      <w:pPr>
+        <w:pStyle w:val="Heading3"/>
+      </w:pPr>
+      <w:r>
+        <w:t>04. Change one thing. Trace what follows.</w:t>
+      </w:r>
+    </w:p>
+    <w:p>
+      <w:r>
+        <w:drawing>
+          <wp:inline xmlns:a="http://schemas.openxmlformats.org/drawingml/2006/main" xmlns:pic="http://schemas.openxmlformats.org/drawingml/2006/picture">
+            <wp:extent cx="5486400" cy="3026664"/>
+            <wp:docPr id="5" name="Picture 5" descr="Original case: Keep the supported change-of-state claim; remove or review the unsupported addition. Changed condition: The classifier instead predicts history while N and the draft stay unchanged. Expected result: The category prediction changes, but the same unsupported draft claim still needs checking. Reason: Stages can fail independently; one result does not validate another."/>
+            <wp:cNvGraphicFramePr>
+              <a:graphicFrameLocks noChangeAspect="1"/>
+            </wp:cNvGraphicFramePr>
+            <a:graphic>
+              <a:graphicData uri="http://schemas.openxmlformats.org/drawingml/2006/picture">
+                <pic:pic>
+                  <pic:nvPicPr>
+                    <pic:cNvPr id="0" name="academy-story-ai-3-1-04.png"/>
+                    <pic:cNvPicPr/>
+                  </pic:nvPicPr>
+                  <pic:blipFill>
+                    <a:blip r:embed="rId13"/>
+                    <a:stretch>
+                      <a:fillRect/>
+                    </a:stretch>
+                  </pic:blipFill>
+                  <pic:spPr>
+                    <a:xfrm>
+                      <a:off x="0" y="0"/>
+                      <a:ext cx="5486400" cy="3026664"/>
+                    </a:xfrm>
+                    <a:prstGeom prst="rect"/>
+                  </pic:spPr>
+                </pic:pic>
+              </a:graphicData>
+            </a:graphic>
+          </wp:inline>
+        </w:drawing>
+      </w:r>
+    </w:p>
+    <w:p>
+      <w:pPr>
+        <w:spacing w:line="336" w:lineRule="auto" w:after="180"/>
+      </w:pPr>
+      <w:r>
+        <w:rPr>
+          <w:b w:val="0"/>
+        </w:rPr>
+        <w:t>Original case: Keep the supported change-of-state claim; remove or review the unsupported addition. Changed condition: The classifier instead predicts history while N and the draft stay unchanged.</w:t>
+      </w:r>
+    </w:p>
+    <w:p>
+      <w:pPr>
+        <w:spacing w:line="336" w:lineRule="auto" w:after="180"/>
+      </w:pPr>
+      <w:r>
+        <w:rPr>
+          <w:b w:val="0"/>
+        </w:rPr>
+        <w:t xml:space="preserve">Expected result: The category </w:t>
+      </w:r>
+      <w:r>
+        <w:rPr>
+          <w:b/>
+        </w:rPr>
+        <w:t>prediction</w:t>
+      </w:r>
+      <w:r>
+        <w:rPr>
+          <w:b w:val="0"/>
+        </w:rPr>
+        <w:t xml:space="preserve"> changes, but the same unsupported draft claim still needs checking. Reason: Stages can fail independently; one result does not validate another.</w:t>
+      </w:r>
+    </w:p>
+    <w:p>
+      <w:pPr>
+        <w:spacing w:line="336" w:lineRule="auto" w:after="180"/>
+        <w:shd w:fill="F5F1FB"/>
+      </w:pPr>
+      <w:r>
+        <w:rPr>
+          <w:b w:val="0"/>
+        </w:rPr>
+        <w:t>Predict before checking the worked changed-case result. Name what changed and what the supplied facts allow you to conclude.</w:t>
+      </w:r>
+    </w:p>
+    <w:p>
+      <w:pPr>
+        <w:pStyle w:val="Heading3"/>
+      </w:pPr>
+      <w:r>
+        <w:t>My picture explanation, deciding evidence and one limit</w:t>
+      </w:r>
+    </w:p>
+    <w:p>
+      <w:r>
+        <w:t>________________________________________________________________</w:t>
+      </w:r>
+    </w:p>
+    <w:p>
+      <w:r>
+        <w:t>________________________________________________________________</w:t>
+      </w:r>
+    </w:p>
+    <w:p>
+      <w:r>
+        <w:t>________________________________________________________________</w:t>
+      </w:r>
+    </w:p>
+    <w:p>
+      <w:r>
+        <w:t>________________________________________________________________</w:t>
+      </w:r>
+    </w:p>
+    <w:p>
+      <w:pPr>
+        <w:pStyle w:val="Heading3"/>
+      </w:pPr>
+      <w:r>
+        <w:t>05. Connect the explanation to its limit</w:t>
+      </w:r>
+    </w:p>
+    <w:p>
+      <w:r>
+        <w:drawing>
+          <wp:inline xmlns:a="http://schemas.openxmlformats.org/drawingml/2006/main" xmlns:pic="http://schemas.openxmlformats.org/drawingml/2006/picture">
+            <wp:extent cx="5486400" cy="2834640"/>
+            <wp:docPr id="6" name="Picture 6" descr="Classification predicts a category under a trained mapping. Generation produces a sequence of words under a language objective. Supplying a note can support factual grounding, but the draft still requires claim-level checking. The category being correct does not prove every sentence in the answer is correct. Limit: This example does not expose a real model’s architecture or prove that source-fed generation always stays grounded."/>
+            <wp:cNvGraphicFramePr>
+              <a:graphicFrameLocks noChangeAspect="1"/>
+            </wp:cNvGraphicFramePr>
+            <a:graphic>
+              <a:graphicData uri="http://schemas.openxmlformats.org/drawingml/2006/picture">
+                <pic:pic>
+                  <pic:nvPicPr>
+                    <pic:cNvPr id="0" name="academy-story-ai-3-1-05.png"/>
+                    <pic:cNvPicPr/>
+                  </pic:nvPicPr>
+                  <pic:blipFill>
+                    <a:blip r:embed="rId14"/>
+                    <a:stretch>
+                      <a:fillRect/>
+                    </a:stretch>
+                  </pic:blipFill>
+                  <pic:spPr>
+                    <a:xfrm>
+                      <a:off x="0" y="0"/>
+                      <a:ext cx="5486400" cy="2834640"/>
+                    </a:xfrm>
+                    <a:prstGeom prst="rect"/>
+                  </pic:spPr>
+                </pic:pic>
+              </a:graphicData>
+            </a:graphic>
+          </wp:inline>
+        </w:drawing>
+      </w:r>
+    </w:p>
+    <w:p>
+      <w:pPr>
+        <w:spacing w:line="336" w:lineRule="auto" w:after="180"/>
+      </w:pPr>
+      <w:r>
+        <w:rPr>
+          <w:b w:val="0"/>
+        </w:rPr>
+        <w:t>Classification predicts a category under a trained mapping. Generation produces a sequence of words under a language objective. Supplying a note can support factual grounding, but the draft still requires claim-level checking.</w:t>
+      </w:r>
+    </w:p>
+    <w:p>
+      <w:pPr>
+        <w:spacing w:line="336" w:lineRule="auto" w:after="180"/>
+      </w:pPr>
+      <w:r>
+        <w:rPr>
+          <w:b w:val="0"/>
+        </w:rPr>
+        <w:t>The category being correct does not prove every sentence in the answer is correct. Limit: This example does not expose a real model’s architecture or prove that source-fed generation always stays grounded.</w:t>
+      </w:r>
+    </w:p>
+    <w:p>
+      <w:pPr>
+        <w:spacing w:line="336" w:lineRule="auto" w:after="180"/>
+        <w:shd w:fill="F5F1FB"/>
+      </w:pPr>
+      <w:r>
+        <w:rPr>
+          <w:b w:val="0"/>
+        </w:rPr>
+        <w:t>Explain the case, then point to a limit on the claim.</w:t>
+      </w:r>
+    </w:p>
+    <w:p>
+      <w:pPr>
+        <w:pStyle w:val="Heading3"/>
+      </w:pPr>
+      <w:r>
+        <w:t>My picture explanation, deciding evidence and one limit</w:t>
+      </w:r>
+    </w:p>
+    <w:p>
+      <w:r>
+        <w:t>________________________________________________________________</w:t>
+      </w:r>
+    </w:p>
+    <w:p>
+      <w:r>
+        <w:t>________________________________________________________________</w:t>
+      </w:r>
+    </w:p>
+    <w:p>
+      <w:r>
+        <w:t>________________________________________________________________</w:t>
+      </w:r>
+    </w:p>
+    <w:p>
+      <w:r>
+        <w:t>________________________________________________________________</w:t>
+      </w:r>
+    </w:p>
+    <w:p>
+      <w:pPr>
+        <w:pStyle w:val="Heading3"/>
+      </w:pPr>
+      <w:r>
+        <w:t>06. Make the idea visible in your project</w:t>
+      </w:r>
+    </w:p>
+    <w:p>
+      <w:r>
+        <w:drawing>
+          <wp:inline xmlns:a="http://schemas.openxmlformats.org/drawingml/2006/main" xmlns:pic="http://schemas.openxmlformats.org/drawingml/2006/picture">
+            <wp:extent cx="5486400" cy="3380232"/>
+            <wp:docPr id="7" name="Picture 7" descr="For the Verified Study Buddy, separate routing predictions, source retrieval and generated explanations in its evidence record. Draw your input, deciding step, result and limit. Supported question: Identify the first unsupported claim and explain what source would be needed before asserting it."/>
+            <wp:cNvGraphicFramePr>
+              <a:graphicFrameLocks noChangeAspect="1"/>
+            </wp:cNvGraphicFramePr>
+            <a:graphic>
+              <a:graphicData uri="http://schemas.openxmlformats.org/drawingml/2006/picture">
+                <pic:pic>
+                  <pic:nvPicPr>
+                    <pic:cNvPr id="0" name="academy-story-ai-3-1-06.png"/>
+                    <pic:cNvPicPr/>
+                  </pic:nvPicPr>
+                  <pic:blipFill>
+                    <a:blip r:embed="rId15"/>
+                    <a:stretch>
+                      <a:fillRect/>
+                    </a:stretch>
+                  </pic:blipFill>
+                  <pic:spPr>
+                    <a:xfrm>
+                      <a:off x="0" y="0"/>
+                      <a:ext cx="5486400" cy="3380232"/>
+                    </a:xfrm>
+                    <a:prstGeom prst="rect"/>
+                  </pic:spPr>
+                </pic:pic>
+              </a:graphicData>
+            </a:graphic>
+          </wp:inline>
+        </w:drawing>
+      </w:r>
+    </w:p>
+    <w:p>
+      <w:pPr>
+        <w:spacing w:line="336" w:lineRule="auto" w:after="180"/>
+      </w:pPr>
+      <w:r>
+        <w:rPr>
+          <w:b w:val="0"/>
+        </w:rPr>
+        <w:t xml:space="preserve">For the Verified Study Buddy, separate routing </w:t>
+      </w:r>
+      <w:r>
+        <w:rPr>
+          <w:b/>
+        </w:rPr>
+        <w:t>prediction</w:t>
+      </w:r>
+      <w:r>
+        <w:rPr>
+          <w:b w:val="0"/>
+        </w:rPr>
+        <w:t xml:space="preserve">s, source retrieval and generated explanations in its </w:t>
+      </w:r>
+      <w:r>
+        <w:rPr>
+          <w:b/>
+        </w:rPr>
+        <w:t>evidence</w:t>
+      </w:r>
+      <w:r>
+        <w:rPr>
+          <w:b w:val="0"/>
+        </w:rPr>
+        <w:t xml:space="preserve"> record. Draw your </w:t>
+      </w:r>
+      <w:r>
+        <w:rPr>
+          <w:b/>
+        </w:rPr>
+        <w:t>input</w:t>
+      </w:r>
+      <w:r>
+        <w:rPr>
+          <w:b w:val="0"/>
+        </w:rPr>
+        <w:t>, deciding step, result and limit.</w:t>
+      </w:r>
+    </w:p>
+    <w:p>
+      <w:pPr>
+        <w:spacing w:line="336" w:lineRule="auto" w:after="180"/>
+      </w:pPr>
+      <w:r>
+        <w:rPr>
+          <w:b w:val="0"/>
+        </w:rPr>
+        <w:t>Supported question: Identify the first unsupported claim and explain what source would be needed before asserting it.</w:t>
+      </w:r>
+    </w:p>
+    <w:p>
+      <w:pPr>
+        <w:spacing w:line="336" w:lineRule="auto" w:after="180"/>
+        <w:shd w:fill="F5F1FB"/>
+      </w:pPr>
+      <w:r>
+        <w:rPr>
+          <w:b w:val="0"/>
+        </w:rPr>
+        <w:t xml:space="preserve">Draw your project trace and justify the deciding step using </w:t>
+      </w:r>
+      <w:r>
+        <w:rPr>
+          <w:b/>
+        </w:rPr>
+        <w:t>evidence</w:t>
+      </w:r>
+      <w:r>
+        <w:rPr>
+          <w:b w:val="0"/>
+        </w:rPr>
+        <w:t>.</w:t>
+      </w:r>
+    </w:p>
+    <w:p>
+      <w:pPr>
+        <w:pStyle w:val="Heading3"/>
+      </w:pPr>
+      <w:r>
+        <w:t>My picture explanation, deciding evidence and one limit</w:t>
       </w:r>
     </w:p>
     <w:p>

--- a/downloads/workbook/ai-3-week-01.docx
+++ b/downloads/workbook/ai-3-week-01.docx
@@ -25,12 +25,414 @@
         <w:pStyle w:val="Heading1"/>
       </w:pPr>
       <w:r>
-        <w:t>01. Recall and choose your starting point</w:t>
-      </w:r>
-    </w:p>
-    <w:p>
-      <w:r>
-        <w:t>Record your starting explanation for Predictive and Generative AI before opening notes. Show any later correction separately.</w:t>
+        <w:t>One connected objective-and-evidence record.</w:t>
+      </w:r>
+    </w:p>
+    <w:p>
+      <w:r>
+        <w:t>Identify objectives, compute probabilities, expand the prefix and design checks before independent planning.</w:t>
+      </w:r>
+    </w:p>
+    <w:p>
+      <w:r>
+        <w:t>Retain component contracts, count tables, source passages, unsupported claims and unmeasured outputs.</w:t>
+      </w:r>
+    </w:p>
+    <w:p>
+      <w:pPr>
+        <w:pStyle w:val="Heading1"/>
+      </w:pPr>
+      <w:r>
+        <w:t>01. Recall: reconnect earlier ideas</w:t>
+      </w:r>
+    </w:p>
+    <w:p>
+      <w:r>
+        <w:t>Retrieve before opening notes.</w:t>
+      </w:r>
+    </w:p>
+    <w:p>
+      <w:pPr>
+        <w:pStyle w:val="Heading2"/>
+      </w:pPr>
+      <w:r>
+        <w:t>Retrieve and explain</w:t>
+      </w:r>
+    </w:p>
+    <w:p>
+      <w:pPr>
+        <w:pStyle w:val="ListBullet"/>
+      </w:pPr>
+      <w:r>
+        <w:t>Try the recall before opening notes. Then use a different colour or a labelled second line to correct your explanation.</w:t>
+      </w:r>
+    </w:p>
+    <w:p>
+      <w:pPr>
+        <w:pStyle w:val="ListBullet"/>
+      </w:pPr>
+      <w:r>
+        <w:t>Without opening the old lesson, explain one key idea from Capstone Expo. Give an example and a mistake that the idea helps you avoid.</w:t>
+      </w:r>
+    </w:p>
+    <w:p>
+      <w:pPr>
+        <w:pStyle w:val="Heading3"/>
+      </w:pPr>
+      <w:r>
+        <w:t>My remembered idea, example and correction</w:t>
+      </w:r>
+    </w:p>
+    <w:p>
+      <w:r>
+        <w:t>________________________________________________________________</w:t>
+      </w:r>
+    </w:p>
+    <w:p>
+      <w:r>
+        <w:t>________________________________________________________________</w:t>
+      </w:r>
+    </w:p>
+    <w:p>
+      <w:r>
+        <w:t>________________________________________________________________</w:t>
+      </w:r>
+    </w:p>
+    <w:p>
+      <w:pPr>
+        <w:pStyle w:val="Heading2"/>
+      </w:pPr>
+      <w:r>
+        <w:t>Earlier wording, alternatives and picture transcripts · reference / check after trying</w:t>
+      </w:r>
+    </w:p>
+    <w:p>
+      <w:pPr>
+        <w:pStyle w:val="Heading3"/>
+      </w:pPr>
+      <w:r>
+        <w:t>Capstone Expo</w:t>
+      </w:r>
+    </w:p>
+    <w:p>
+      <w:pPr>
+        <w:pStyle w:val="Heading1"/>
+      </w:pPr>
+      <w:r>
+        <w:t>12. W1 · Identify each component objective</w:t>
+      </w:r>
+    </w:p>
+    <w:p>
+      <w:r>
+        <w:t>A combined application can classify, retrieve and generate.</w:t>
+      </w:r>
+    </w:p>
+    <w:p>
+      <w:pPr>
+        <w:pStyle w:val="Heading2"/>
+      </w:pPr>
+      <w:r>
+        <w:t>Your evidence record</w:t>
+      </w:r>
+    </w:p>
+    <w:p>
+      <w:pPr>
+        <w:pStyle w:val="ListBullet"/>
+      </w:pPr>
+      <w:r>
+        <w:t>Marker prefix The marker is has counts red6,blue3,green1,total10; probabilities0.6,0.3,0.1. Expanded prefix The marker is red gives end0.8,today0.2 with different alternatives. Door prefix has open4,closed1 while current sensor reportsclosed. Evaporation note N supports liquid-to-vapour change but not permanent disappearance. Keep these examples separate.</w:t>
+      </w:r>
+    </w:p>
+    <w:p>
+      <w:pPr>
+        <w:pStyle w:val="ListBullet"/>
+      </w:pPr>
+      <w:r>
+        <w:t>Classify these components by target: label a message request/report; continue a prefix with a sequence; retrieve a stored sensor record. Explain why the application may combine them.</w:t>
+      </w:r>
+    </w:p>
+    <w:p>
+      <w:pPr>
+        <w:pStyle w:val="Heading3"/>
+      </w:pPr>
+      <w:r>
+        <w:t>My reasoning and evidence</w:t>
+      </w:r>
+    </w:p>
+    <w:p>
+      <w:r>
+        <w:t>________________________________________________________________</w:t>
+      </w:r>
+    </w:p>
+    <w:p>
+      <w:r>
+        <w:t>________________________________________________________________</w:t>
+      </w:r>
+    </w:p>
+    <w:p>
+      <w:r>
+        <w:t>________________________________________________________________</w:t>
+      </w:r>
+    </w:p>
+    <w:p>
+      <w:r>
+        <w:t>________________________________________________________________</w:t>
+      </w:r>
+    </w:p>
+    <w:p>
+      <w:r>
+        <w:t>________________________________________________________________</w:t>
+      </w:r>
+    </w:p>
+    <w:p>
+      <w:r>
+        <w:t>________________________________________________________________</w:t>
+      </w:r>
+    </w:p>
+    <w:p>
+      <w:pPr>
+        <w:pStyle w:val="Heading1"/>
+      </w:pPr>
+      <w:r>
+        <w:t>13. W2 · Compute the marker distribution</w:t>
+      </w:r>
+    </w:p>
+    <w:p>
+      <w:r>
+        <w:t>Retain the conditional prefix and count denominator.</w:t>
+      </w:r>
+    </w:p>
+    <w:p>
+      <w:pPr>
+        <w:pStyle w:val="Heading2"/>
+      </w:pPr>
+      <w:r>
+        <w:t>Your evidence record</w:t>
+      </w:r>
+    </w:p>
+    <w:p>
+      <w:pPr>
+        <w:pStyle w:val="ListBullet"/>
+      </w:pPr>
+      <w:r>
+        <w:t>Marker prefix The marker is has counts red6,blue3,green1,total10; probabilities0.6,0.3,0.1. Expanded prefix The marker is red gives end0.8,today0.2 with different alternatives. Door prefix has open4,closed1 while current sensor reportsclosed. Evaporation note N supports liquid-to-vapour change but not permanent disappearance. Keep these examples separate.</w:t>
+      </w:r>
+    </w:p>
+    <w:p>
+      <w:pPr>
+        <w:pStyle w:val="ListBullet"/>
+      </w:pPr>
+      <w:r>
+        <w:t>For The marker is, calculate the three empirical probabilities, their sum and their meaning.</w:t>
+      </w:r>
+    </w:p>
+    <w:p>
+      <w:pPr>
+        <w:pStyle w:val="Heading3"/>
+      </w:pPr>
+      <w:r>
+        <w:t>My reasoning and evidence</w:t>
+      </w:r>
+    </w:p>
+    <w:p>
+      <w:r>
+        <w:t>________________________________________________________________</w:t>
+      </w:r>
+    </w:p>
+    <w:p>
+      <w:r>
+        <w:t>________________________________________________________________</w:t>
+      </w:r>
+    </w:p>
+    <w:p>
+      <w:r>
+        <w:t>________________________________________________________________</w:t>
+      </w:r>
+    </w:p>
+    <w:p>
+      <w:r>
+        <w:t>________________________________________________________________</w:t>
+      </w:r>
+    </w:p>
+    <w:p>
+      <w:r>
+        <w:t>________________________________________________________________</w:t>
+      </w:r>
+    </w:p>
+    <w:p>
+      <w:r>
+        <w:t>________________________________________________________________</w:t>
+      </w:r>
+    </w:p>
+    <w:p>
+      <w:pPr>
+        <w:pStyle w:val="Heading1"/>
+      </w:pPr>
+      <w:r>
+        <w:t>14. W3 · Follow the expanded prefix</w:t>
+      </w:r>
+    </w:p>
+    <w:p>
+      <w:r>
+        <w:t>Different alternatives require their own conditional table.</w:t>
+      </w:r>
+    </w:p>
+    <w:p>
+      <w:pPr>
+        <w:pStyle w:val="Heading2"/>
+      </w:pPr>
+      <w:r>
+        <w:t>Your evidence record</w:t>
+      </w:r>
+    </w:p>
+    <w:p>
+      <w:pPr>
+        <w:pStyle w:val="ListBullet"/>
+      </w:pPr>
+      <w:r>
+        <w:t>Marker prefix The marker is has counts red6,blue3,green1,total10; probabilities0.6,0.3,0.1. Expanded prefix The marker is red gives end0.8,today0.2 with different alternatives. Door prefix has open4,closed1 while current sensor reportsclosed. Evaporation note N supports liquid-to-vapour change but not permanent disappearance. Keep these examples separate.</w:t>
+      </w:r>
+    </w:p>
+    <w:p>
+      <w:pPr>
+        <w:pStyle w:val="ListBullet"/>
+      </w:pPr>
+      <w:r>
+        <w:t>After red is selected, the expanded-prefix table gives end 0.8 and today 0.2. Explain why these values cannot be substituted for the red/blue/green probabilities.</w:t>
+      </w:r>
+    </w:p>
+    <w:p>
+      <w:pPr>
+        <w:pStyle w:val="Heading3"/>
+      </w:pPr>
+      <w:r>
+        <w:t>My reasoning and evidence</w:t>
+      </w:r>
+    </w:p>
+    <w:p>
+      <w:r>
+        <w:t>________________________________________________________________</w:t>
+      </w:r>
+    </w:p>
+    <w:p>
+      <w:r>
+        <w:t>________________________________________________________________</w:t>
+      </w:r>
+    </w:p>
+    <w:p>
+      <w:r>
+        <w:t>________________________________________________________________</w:t>
+      </w:r>
+    </w:p>
+    <w:p>
+      <w:r>
+        <w:t>________________________________________________________________</w:t>
+      </w:r>
+    </w:p>
+    <w:p>
+      <w:r>
+        <w:t>________________________________________________________________</w:t>
+      </w:r>
+    </w:p>
+    <w:p>
+      <w:r>
+        <w:t>________________________________________________________________</w:t>
+      </w:r>
+    </w:p>
+    <w:p>
+      <w:pPr>
+        <w:pStyle w:val="Heading1"/>
+      </w:pPr>
+      <w:r>
+        <w:t>16. W5 · Design useful evidence and permission checks</w:t>
+      </w:r>
+    </w:p>
+    <w:p>
+      <w:r>
+        <w:t>A fluent status sentence is not a sensor observation.</w:t>
+      </w:r>
+    </w:p>
+    <w:p>
+      <w:pPr>
+        <w:pStyle w:val="Heading2"/>
+      </w:pPr>
+      <w:r>
+        <w:t>Your evidence record</w:t>
+      </w:r>
+    </w:p>
+    <w:p>
+      <w:pPr>
+        <w:pStyle w:val="ListBullet"/>
+      </w:pPr>
+      <w:r>
+        <w:t>Marker prefix The marker is has counts red6,blue3,green1,total10; probabilities0.6,0.3,0.1. Expanded prefix The marker is red gives end0.8,today0.2 with different alternatives. Door prefix has open4,closed1 while current sensor reportsclosed. Evaporation note N supports liquid-to-vapour change but not permanent disappearance. Keep these examples separate.</w:t>
+      </w:r>
+    </w:p>
+    <w:p>
+      <w:pPr>
+        <w:pStyle w:val="ListBullet"/>
+      </w:pPr>
+      <w:r>
+        <w:t>A system reports current room status using retrieved measurements and generated sentences. Name checks for evidence, response quality and permission.</w:t>
+      </w:r>
+    </w:p>
+    <w:p>
+      <w:pPr>
+        <w:pStyle w:val="Heading3"/>
+      </w:pPr>
+      <w:r>
+        <w:t>My reasoning and evidence</w:t>
+      </w:r>
+    </w:p>
+    <w:p>
+      <w:r>
+        <w:t>________________________________________________________________</w:t>
+      </w:r>
+    </w:p>
+    <w:p>
+      <w:r>
+        <w:t>________________________________________________________________</w:t>
+      </w:r>
+    </w:p>
+    <w:p>
+      <w:r>
+        <w:t>________________________________________________________________</w:t>
+      </w:r>
+    </w:p>
+    <w:p>
+      <w:r>
+        <w:t>________________________________________________________________</w:t>
+      </w:r>
+    </w:p>
+    <w:p>
+      <w:r>
+        <w:t>________________________________________________________________</w:t>
+      </w:r>
+    </w:p>
+    <w:p>
+      <w:r>
+        <w:t>________________________________________________________________</w:t>
+      </w:r>
+    </w:p>
+    <w:p>
+      <w:pPr>
+        <w:pStyle w:val="Heading1"/>
+      </w:pPr>
+      <w:r>
+        <w:t>04. W4 · Audit a new study workflow independently</w:t>
+      </w:r>
+    </w:p>
+    <w:p>
+      <w:r>
+        <w:t>Keep one first attempt before hints or feedback.</w:t>
+      </w:r>
+    </w:p>
+    <w:p>
+      <w:pPr>
+        <w:pStyle w:val="Heading2"/>
+      </w:pPr>
+      <w:r>
+        <w:t>Read and explain independently</w:t>
       </w:r>
     </w:p>
     <w:p>
@@ -41,272 +443,7 @@
         <w:rPr>
           <w:b w:val="0"/>
         </w:rPr>
-        <w:t>Try the recall before opening notes. Then use a different colour or a labelled second line to correct your explanation.</w:t>
-      </w:r>
-    </w:p>
-    <w:p>
-      <w:pPr>
-        <w:pStyle w:val="Heading3"/>
-      </w:pPr>
-      <w:r>
-        <w:t>Capstone Expo</w:t>
-      </w:r>
-    </w:p>
-    <w:p>
-      <w:pPr>
-        <w:spacing w:line="336" w:lineRule="auto" w:after="180"/>
-      </w:pPr>
-      <w:r>
-        <w:rPr>
-          <w:b w:val="0"/>
-        </w:rPr>
-        <w:t>Without opening the old lesson, explain one key idea from Capstone Expo. Give an example and a mistake that the idea helps you avoid.</w:t>
-      </w:r>
-    </w:p>
-    <w:p>
-      <w:pPr>
-        <w:pStyle w:val="Heading3"/>
-      </w:pPr>
-      <w:r>
-        <w:t>My remembered idea, example and correction</w:t>
-      </w:r>
-    </w:p>
-    <w:p>
-      <w:r>
-        <w:t>________________________________________________________________</w:t>
-      </w:r>
-    </w:p>
-    <w:p>
-      <w:r>
-        <w:t>________________________________________________________________</w:t>
-      </w:r>
-    </w:p>
-    <w:p>
-      <w:r>
-        <w:t>________________________________________________________________</w:t>
-      </w:r>
-    </w:p>
-    <w:p>
-      <w:pPr>
-        <w:pStyle w:val="Heading1"/>
-      </w:pPr>
-      <w:r>
-        <w:t>02. Practise with fading help</w:t>
-      </w:r>
-    </w:p>
-    <w:p>
-      <w:r>
-        <w:t>Complete the supported Predictive and Generative AI trace and record the first step you can explain without help.</w:t>
-      </w:r>
-    </w:p>
-    <w:p>
-      <w:pPr>
-        <w:spacing w:line="336" w:lineRule="auto" w:after="180"/>
-      </w:pPr>
-      <w:r>
-        <w:rPr>
-          <w:b w:val="0"/>
-        </w:rPr>
-        <w:t>Use W2: Compute the distribution for Generative and predictive objectives. Record the answer once; the lesson and workbook refer to the same attempt.</w:t>
-      </w:r>
-    </w:p>
-    <w:tbl>
-      <w:tblPr>
-        <w:tblStyle w:val="LightShading-Accent1"/>
-        <w:tblW w:type="auto" w:w="0"/>
-        <w:tblLook w:firstColumn="1" w:firstRow="1" w:lastColumn="0" w:lastRow="0" w:noHBand="0" w:noVBand="1" w:val="04A0"/>
-      </w:tblPr>
-      <w:tblGrid>
-        <w:gridCol w:w="2556"/>
-        <w:gridCol w:w="2556"/>
-        <w:gridCol w:w="2556"/>
-        <w:gridCol w:w="2556"/>
-      </w:tblGrid>
-      <w:tr>
-        <w:trPr>
-          <w:tblHeader/>
-        </w:trPr>
-        <w:tc>
-          <w:tcPr>
-            <w:tcW w:type="dxa" w:w="2556"/>
-          </w:tcPr>
-          <w:p>
-            <w:r>
-              <w:t>Given inputs</w:t>
-            </w:r>
-          </w:p>
-        </w:tc>
-        <w:tc>
-          <w:tcPr>
-            <w:tcW w:type="dxa" w:w="2556"/>
-          </w:tcPr>
-          <w:p>
-            <w:r>
-              <w:t>Procedure I chose</w:t>
-            </w:r>
-          </w:p>
-        </w:tc>
-        <w:tc>
-          <w:tcPr>
-            <w:tcW w:type="dxa" w:w="2556"/>
-          </w:tcPr>
-          <w:p>
-            <w:r>
-              <w:t>Middle steps</w:t>
-            </w:r>
-          </w:p>
-        </w:tc>
-        <w:tc>
-          <w:tcPr>
-            <w:tcW w:type="dxa" w:w="2556"/>
-          </w:tcPr>
-          <w:p>
-            <w:r>
-              <w:t>Result and check</w:t>
-            </w:r>
-          </w:p>
-        </w:tc>
-      </w:tr>
-      <w:tr>
-        <w:tc>
-          <w:tcPr>
-            <w:tcW w:type="dxa" w:w="2556"/>
-          </w:tcPr>
-          <w:p>
-            <w:r/>
-          </w:p>
-        </w:tc>
-        <w:tc>
-          <w:tcPr>
-            <w:tcW w:type="dxa" w:w="2556"/>
-          </w:tcPr>
-          <w:p>
-            <w:r/>
-          </w:p>
-        </w:tc>
-        <w:tc>
-          <w:tcPr>
-            <w:tcW w:type="dxa" w:w="2556"/>
-          </w:tcPr>
-          <w:p>
-            <w:r/>
-          </w:p>
-        </w:tc>
-        <w:tc>
-          <w:tcPr>
-            <w:tcW w:type="dxa" w:w="2556"/>
-          </w:tcPr>
-          <w:p>
-            <w:r/>
-          </w:p>
-        </w:tc>
-      </w:tr>
-    </w:tbl>
-    <w:p>
-      <w:pPr>
-        <w:pStyle w:val="Heading3"/>
-      </w:pPr>
-      <w:r>
-        <w:t>The step I completed without help, and the hint I needed</w:t>
-      </w:r>
-    </w:p>
-    <w:p>
-      <w:r>
-        <w:t>________________________________________________________________</w:t>
-      </w:r>
-    </w:p>
-    <w:p>
-      <w:r>
-        <w:t>________________________________________________________________</w:t>
-      </w:r>
-    </w:p>
-    <w:p>
-      <w:r>
-        <w:t>________________________________________________________________</w:t>
-      </w:r>
-    </w:p>
-    <w:p>
-      <w:pPr>
-        <w:pStyle w:val="Heading1"/>
-      </w:pPr>
-      <w:r>
-        <w:t>03. Individual reasoning check</w:t>
-      </w:r>
-    </w:p>
-    <w:p>
-      <w:r>
-        <w:t>Check the proposed Predictive and Generative AI explanation against the supplied facts before discussing it.</w:t>
-      </w:r>
-    </w:p>
-    <w:p>
-      <w:pPr>
-        <w:spacing w:line="336" w:lineRule="auto" w:after="180"/>
-      </w:pPr>
-      <w:r>
-        <w:rPr>
-          <w:b w:val="0"/>
-        </w:rPr>
-        <w:t>Use the worked case for Generative and predictive objectives. Proposed explanation: “Generative models do not predict”. Decide whether this explanation is supported.</w:t>
-      </w:r>
-    </w:p>
-    <w:p>
-      <w:pPr>
-        <w:spacing w:line="336" w:lineRule="auto" w:after="180"/>
-      </w:pPr>
-      <w:r>
-        <w:rPr>
-          <w:b w:val="0"/>
-        </w:rPr>
-        <w:t>Point to the step or supplied fact that decides; explain your repair if needed.</w:t>
-      </w:r>
-    </w:p>
-    <w:p>
-      <w:pPr>
-        <w:pStyle w:val="Heading3"/>
-      </w:pPr>
-      <w:r>
-        <w:t>My explanation before partner discussion</w:t>
-      </w:r>
-    </w:p>
-    <w:p>
-      <w:r>
-        <w:t>________________________________________________________________</w:t>
-      </w:r>
-    </w:p>
-    <w:p>
-      <w:r>
-        <w:t>________________________________________________________________</w:t>
-      </w:r>
-    </w:p>
-    <w:p>
-      <w:r>
-        <w:t>________________________________________________________________</w:t>
-      </w:r>
-    </w:p>
-    <w:p>
-      <w:r>
-        <w:t>________________________________________________________________</w:t>
-      </w:r>
-    </w:p>
-    <w:p>
-      <w:pPr>
-        <w:pStyle w:val="Heading1"/>
-      </w:pPr>
-      <w:r>
-        <w:t>04. Independent transfer case</w:t>
-      </w:r>
-    </w:p>
-    <w:p>
-      <w:r>
-        <w:t>Write one first attempt at the reserved independent case before feedback. Repeated copies of that case refer to the same recorded attempt.</w:t>
-      </w:r>
-    </w:p>
-    <w:p>
-      <w:pPr>
-        <w:pStyle w:val="Heading3"/>
-      </w:pPr>
-      <w:r>
-        <w:t>Independent case: Changed independent case</w:t>
+        <w:t>Identify the three mechanisms and specify how you would check each. No actual Moon passage, classifier output, poem or reference difficulty labels are supplied for this planning question. Do not invent those results or claim measured correctness. The earlier signal-count exercise remains additional quantitative practice, not this selected assessment.</w:t>
       </w:r>
     </w:p>
     <w:p>
@@ -401,6 +538,14 @@
     </w:p>
     <w:p>
       <w:pPr>
+        <w:pStyle w:val="Heading2"/>
+      </w:pPr>
+      <w:r>
+        <w:t>Keep a fair record</w:t>
+      </w:r>
+    </w:p>
+    <w:p>
+      <w:pPr>
         <w:spacing w:line="336" w:lineRule="auto" w:after="180"/>
       </w:pPr>
       <w:r>
@@ -412,15 +557,39 @@
     </w:p>
     <w:p>
       <w:pPr>
+        <w:pStyle w:val="Heading2"/>
+      </w:pPr>
+      <w:r>
+        <w:t>Earlier wording, alternatives and picture transcripts · reference / check after trying</w:t>
+      </w:r>
+    </w:p>
+    <w:p>
+      <w:pPr>
+        <w:pStyle w:val="Heading3"/>
+      </w:pPr>
+      <w:r>
+        <w:t>Independent case: Changed independent case</w:t>
+      </w:r>
+    </w:p>
+    <w:p>
+      <w:pPr>
         <w:pStyle w:val="Heading1"/>
       </w:pPr>
       <w:r>
-        <w:t>05. Your learning target</w:t>
-      </w:r>
-    </w:p>
-    <w:p>
-      <w:r>
-        <w:t>Connect the Predictive and Generative AI target to a trace and a justified conclusion.</w:t>
+        <w:t>09. Project · Keep the decision and its evidence</w:t>
+      </w:r>
+    </w:p>
+    <w:p>
+      <w:r>
+        <w:t>Add this week’s change to your existing project record.</w:t>
+      </w:r>
+    </w:p>
+    <w:p>
+      <w:pPr>
+        <w:pStyle w:val="Heading2"/>
+      </w:pPr>
+      <w:r>
+        <w:t>Your evidence record</w:t>
       </w:r>
     </w:p>
     <w:p>
@@ -431,20 +600,7 @@
         <w:rPr>
           <w:b w:val="0"/>
         </w:rPr>
-        <w:t>A study tool finds a paragraph, labels its difficulty and invents practice questions. Identify the three operations and one check for each.</w:t>
-      </w:r>
-    </w:p>
-    <w:p>
-      <w:pPr>
-        <w:pStyle w:val="Heading1"/>
-      </w:pPr>
-      <w:r>
-        <w:t>06. Solve the given case</w:t>
-      </w:r>
-    </w:p>
-    <w:p>
-      <w:r>
-        <w:t>Solve the supplied Predictive and Generative AI case and show the deciding evidence.</w:t>
+        <w:t>Separate Study Buddy tasks into classify, calculate, retrieve, and generate stages.</w:t>
       </w:r>
     </w:p>
     <w:p>
@@ -455,29 +611,7 @@
         <w:rPr>
           <w:b w:val="0"/>
         </w:rPr>
-        <w:t>A tool labels a question biology, writes a new question and computes 7 times 8.</w:t>
-      </w:r>
-    </w:p>
-    <w:p>
-      <w:pPr>
-        <w:spacing w:line="336" w:lineRule="auto" w:after="180"/>
-      </w:pPr>
-      <w:r>
-        <w:rPr>
-          <w:b w:val="0"/>
-        </w:rPr>
-        <w:t>Identify each operation.</w:t>
-      </w:r>
-    </w:p>
-    <w:p>
-      <w:pPr>
-        <w:spacing w:line="336" w:lineRule="auto" w:after="180"/>
-      </w:pPr>
-      <w:r>
-        <w:rPr>
-          <w:b w:val="0"/>
-        </w:rPr>
-        <w:t xml:space="preserve">Show your trace, calculation or </w:t>
+        <w:t xml:space="preserve">The project change and </w:t>
       </w:r>
       <w:r>
         <w:rPr>
@@ -485,309 +619,6 @@
         </w:rPr>
         <w:t>evidence</w:t>
       </w:r>
-    </w:p>
-    <w:p>
-      <w:pPr>
-        <w:pStyle w:val="Heading3"/>
-      </w:pPr>
-      <w:r>
-        <w:t>Write or draw your reasoning and evidence.</w:t>
-      </w:r>
-    </w:p>
-    <w:p>
-      <w:r>
-        <w:t>________________________________________________________________</w:t>
-      </w:r>
-    </w:p>
-    <w:p>
-      <w:r>
-        <w:t>________________________________________________________________</w:t>
-      </w:r>
-    </w:p>
-    <w:p>
-      <w:r>
-        <w:t>________________________________________________________________</w:t>
-      </w:r>
-    </w:p>
-    <w:p>
-      <w:r>
-        <w:t>________________________________________________________________</w:t>
-      </w:r>
-    </w:p>
-    <w:p>
-      <w:r>
-        <w:t>________________________________________________________________</w:t>
-      </w:r>
-    </w:p>
-    <w:p>
-      <w:pPr>
-        <w:pStyle w:val="Heading1"/>
-      </w:pPr>
-      <w:r>
-        <w:t>07. Check a changed case</w:t>
-      </w:r>
-    </w:p>
-    <w:p>
-      <w:r>
-        <w:t>Apply the procedure to the changed case and record why the conclusion follows.</w:t>
-      </w:r>
-    </w:p>
-    <w:p>
-      <w:pPr>
-        <w:spacing w:line="336" w:lineRule="auto" w:after="180"/>
-        <w:shd w:fill="F5F1FB"/>
-      </w:pPr>
-      <w:r>
-        <w:rPr>
-          <w:b w:val="0"/>
-        </w:rPr>
-        <w:t>A system labels a message as spam. Another writes a new reply. Which task predicts a category and which generates content? Can the new reply contain a false fact?</w:t>
-      </w:r>
-    </w:p>
-    <w:p>
-      <w:pPr>
-        <w:spacing w:line="336" w:lineRule="auto" w:after="180"/>
-      </w:pPr>
-      <w:r>
-        <w:rPr>
-          <w:b w:val="0"/>
-        </w:rPr>
-        <w:t>My independent answer and reason</w:t>
-      </w:r>
-    </w:p>
-    <w:p>
-      <w:pPr>
-        <w:pStyle w:val="Heading3"/>
-      </w:pPr>
-      <w:r>
-        <w:t>Write or draw your reasoning and evidence.</w:t>
-      </w:r>
-    </w:p>
-    <w:p>
-      <w:r>
-        <w:t>________________________________________________________________</w:t>
-      </w:r>
-    </w:p>
-    <w:p>
-      <w:r>
-        <w:t>________________________________________________________________</w:t>
-      </w:r>
-    </w:p>
-    <w:p>
-      <w:r>
-        <w:t>________________________________________________________________</w:t>
-      </w:r>
-    </w:p>
-    <w:p>
-      <w:r>
-        <w:t>________________________________________________________________</w:t>
-      </w:r>
-    </w:p>
-    <w:p>
-      <w:r>
-        <w:t>________________________________________________________________</w:t>
-      </w:r>
-    </w:p>
-    <w:p>
-      <w:pPr>
-        <w:pStyle w:val="Heading3"/>
-      </w:pPr>
-      <w:r>
-        <w:t>Week 1 Test and reflect</w:t>
-      </w:r>
-    </w:p>
-    <w:p>
-      <w:pPr>
-        <w:pStyle w:val="Heading1"/>
-      </w:pPr>
-      <w:r>
-        <w:t>08. Design a revealing test</w:t>
-      </w:r>
-    </w:p>
-    <w:p>
-      <w:r>
-        <w:t>Specify a changed input, expected result and observation separately.</w:t>
-      </w:r>
-    </w:p>
-    <w:p>
-      <w:pPr>
-        <w:spacing w:line="336" w:lineRule="auto" w:after="180"/>
-      </w:pPr>
-      <w:r>
-        <w:rPr>
-          <w:b w:val="0"/>
-        </w:rPr>
-        <w:t xml:space="preserve">Create a changed </w:t>
-      </w:r>
-      <w:r>
-        <w:rPr>
-          <w:b/>
-        </w:rPr>
-        <w:t>input</w:t>
-      </w:r>
-      <w:r>
-        <w:rPr>
-          <w:b w:val="0"/>
-        </w:rPr>
-        <w:t>, boundary case or missing-information case. Write the expected answer or safe response before testing.</w:t>
-      </w:r>
-    </w:p>
-    <w:tbl>
-      <w:tblPr>
-        <w:tblStyle w:val="LightShading-Accent1"/>
-        <w:tblW w:type="auto" w:w="0"/>
-        <w:tblLook w:firstColumn="1" w:firstRow="1" w:lastColumn="0" w:lastRow="0" w:noHBand="0" w:noVBand="1" w:val="04A0"/>
-      </w:tblPr>
-      <w:tblGrid>
-        <w:gridCol w:w="5112"/>
-        <w:gridCol w:w="5112"/>
-      </w:tblGrid>
-      <w:tr>
-        <w:trPr>
-          <w:tblHeader/>
-        </w:trPr>
-        <w:tc>
-          <w:tcPr>
-            <w:tcW w:type="dxa" w:w="5112"/>
-          </w:tcPr>
-          <w:p>
-            <w:r>
-              <w:t>Test record</w:t>
-            </w:r>
-          </w:p>
-        </w:tc>
-        <w:tc>
-          <w:tcPr>
-            <w:tcW w:type="dxa" w:w="5112"/>
-          </w:tcPr>
-          <w:p>
-            <w:r>
-              <w:t>My evidence</w:t>
-            </w:r>
-          </w:p>
-        </w:tc>
-      </w:tr>
-      <w:tr>
-        <w:tc>
-          <w:tcPr>
-            <w:tcW w:type="dxa" w:w="5112"/>
-          </w:tcPr>
-          <w:p>
-            <w:r>
-              <w:t>Changed input or condition</w:t>
-            </w:r>
-          </w:p>
-        </w:tc>
-        <w:tc>
-          <w:tcPr>
-            <w:tcW w:type="dxa" w:w="5112"/>
-          </w:tcPr>
-          <w:p>
-            <w:r/>
-          </w:p>
-        </w:tc>
-      </w:tr>
-      <w:tr>
-        <w:tc>
-          <w:tcPr>
-            <w:tcW w:type="dxa" w:w="5112"/>
-          </w:tcPr>
-          <w:p>
-            <w:r>
-              <w:t>Expected answer or fallback</w:t>
-            </w:r>
-          </w:p>
-        </w:tc>
-        <w:tc>
-          <w:tcPr>
-            <w:tcW w:type="dxa" w:w="5112"/>
-          </w:tcPr>
-          <w:p>
-            <w:r/>
-          </w:p>
-        </w:tc>
-      </w:tr>
-      <w:tr>
-        <w:tc>
-          <w:tcPr>
-            <w:tcW w:type="dxa" w:w="5112"/>
-          </w:tcPr>
-          <w:p>
-            <w:r>
-              <w:t>Observed result</w:t>
-            </w:r>
-          </w:p>
-        </w:tc>
-        <w:tc>
-          <w:tcPr>
-            <w:tcW w:type="dxa" w:w="5112"/>
-          </w:tcPr>
-          <w:p>
-            <w:r/>
-          </w:p>
-        </w:tc>
-      </w:tr>
-      <w:tr>
-        <w:tc>
-          <w:tcPr>
-            <w:tcW w:type="dxa" w:w="5112"/>
-          </w:tcPr>
-          <w:p>
-            <w:r>
-              <w:t>Why the result occurred</w:t>
-            </w:r>
-          </w:p>
-        </w:tc>
-        <w:tc>
-          <w:tcPr>
-            <w:tcW w:type="dxa" w:w="5112"/>
-          </w:tcPr>
-          <w:p>
-            <w:r/>
-          </w:p>
-        </w:tc>
-      </w:tr>
-    </w:tbl>
-    <w:p>
-      <w:pPr>
-        <w:pStyle w:val="Heading1"/>
-      </w:pPr>
-      <w:r>
-        <w:t>09. Project checkpoint</w:t>
-      </w:r>
-    </w:p>
-    <w:p>
-      <w:r>
-        <w:t>Justify what Predictive and Generative AI adds to Verified Study Buddy and keep the evidence.</w:t>
-      </w:r>
-    </w:p>
-    <w:p>
-      <w:pPr>
-        <w:spacing w:line="336" w:lineRule="auto" w:after="180"/>
-      </w:pPr>
-      <w:r>
-        <w:rPr>
-          <w:b w:val="0"/>
-        </w:rPr>
-        <w:t>Separate Study Buddy tasks into classify, calculate, retrieve, and generate stages.</w:t>
-      </w:r>
-    </w:p>
-    <w:p>
-      <w:pPr>
-        <w:spacing w:line="336" w:lineRule="auto" w:after="180"/>
-      </w:pPr>
-      <w:r>
-        <w:rPr>
-          <w:b w:val="0"/>
-        </w:rPr>
-        <w:t xml:space="preserve">The project change and </w:t>
-      </w:r>
-      <w:r>
-        <w:rPr>
-          <w:b/>
-        </w:rPr>
-        <w:t>evidence</w:t>
-      </w:r>
       <w:r>
         <w:rPr>
           <w:b w:val="0"/>
@@ -833,506 +664,20 @@
         <w:pStyle w:val="Heading1"/>
       </w:pPr>
       <w:r>
-        <w:t>10. Self check</w:t>
-      </w:r>
-    </w:p>
-    <w:p>
-      <w:r>
-        <w:t>Judge explanation, evidence, transfer and limits separately; attach the work behind your judgement.</w:t>
-      </w:r>
-    </w:p>
-    <w:p>
-      <w:pPr>
-        <w:pStyle w:val="ListBullet"/>
-      </w:pPr>
-      <w:r>
-        <w:t>I can explain the mechanism.</w:t>
-      </w:r>
-    </w:p>
-    <w:p>
-      <w:pPr>
-        <w:pStyle w:val="ListBullet"/>
-      </w:pPr>
-      <w:r>
-        <w:t>I can show evidence.</w:t>
-      </w:r>
-    </w:p>
-    <w:p>
-      <w:pPr>
-        <w:pStyle w:val="ListBullet"/>
-      </w:pPr>
-      <w:r>
-        <w:t>I can handle a changed case.</w:t>
-      </w:r>
-    </w:p>
-    <w:p>
-      <w:pPr>
-        <w:pStyle w:val="ListBullet"/>
-      </w:pPr>
-      <w:r>
-        <w:t>I can name a limit.</w:t>
-      </w:r>
-    </w:p>
-    <w:p>
-      <w:r>
-        <w:t>Mark each as not yet, with help or independently, and attach supporting work.</w:t>
-      </w:r>
-    </w:p>
-    <w:p>
-      <w:pPr>
-        <w:spacing w:line="336" w:lineRule="auto" w:after="180"/>
-      </w:pPr>
-      <w:r>
-        <w:rPr>
-          <w:b w:val="0"/>
-        </w:rPr>
-        <w:t>Teacher review ____________________  Next step ____________________</w:t>
-      </w:r>
-    </w:p>
-    <w:p>
-      <w:pPr>
-        <w:pStyle w:val="Heading1"/>
-      </w:pPr>
-      <w:r>
-        <w:t>11. Transfer practice from the original programme</w:t>
-      </w:r>
-    </w:p>
-    <w:p>
-      <w:r>
-        <w:t>Use this earlier case as transfer practice. A case already discussed with feedback is not fresh assessment evidence.</w:t>
-      </w:r>
-    </w:p>
-    <w:p>
-      <w:pPr>
-        <w:spacing w:line="336" w:lineRule="auto" w:after="180"/>
-      </w:pPr>
-      <w:r>
-        <w:rPr>
-          <w:b w:val="0"/>
-        </w:rPr>
-        <w:t>A study tool finds a paragraph, labels its difficulty and invents practice questions. Identify the three operations and one check for each.</w:t>
-      </w:r>
-    </w:p>
-    <w:p>
-      <w:pPr>
-        <w:pStyle w:val="Heading3"/>
-      </w:pPr>
-      <w:r>
-        <w:t>My independently reasoned answer</w:t>
-      </w:r>
-    </w:p>
-    <w:p>
-      <w:r>
-        <w:t>________________________________________________________________</w:t>
-      </w:r>
-    </w:p>
-    <w:p>
-      <w:r>
-        <w:t>________________________________________________________________</w:t>
-      </w:r>
-    </w:p>
-    <w:p>
-      <w:r>
-        <w:t>________________________________________________________________</w:t>
-      </w:r>
-    </w:p>
-    <w:p>
-      <w:r>
-        <w:t>________________________________________________________________</w:t>
-      </w:r>
-    </w:p>
-    <w:p>
-      <w:r>
-        <w:t>________________________________________________________________</w:t>
-      </w:r>
-    </w:p>
-    <w:p>
-      <w:r>
-        <w:t>________________________________________________________________</w:t>
-      </w:r>
-    </w:p>
-    <w:p>
-      <w:r>
-        <w:t>________________________________________________________________</w:t>
-      </w:r>
-    </w:p>
-    <w:p>
-      <w:pPr>
-        <w:spacing w:line="336" w:lineRule="auto" w:after="180"/>
-      </w:pPr>
-      <w:r>
-        <w:rPr>
-          <w:b w:val="0"/>
-        </w:rPr>
-        <w:t>Record support used: none, hint or teacher explanation.</w:t>
-      </w:r>
-    </w:p>
-    <w:p>
-      <w:pPr>
-        <w:pStyle w:val="Heading1"/>
-      </w:pPr>
-      <w:r>
-        <w:t>12. W1 Identify the objective</w:t>
-      </w:r>
-    </w:p>
-    <w:p>
-      <w:r>
-        <w:t>Identify the objective. Apply the supplied Predictive and Generative AI facts and keep your reasoning.</w:t>
-      </w:r>
-    </w:p>
-    <w:p>
-      <w:pPr>
-        <w:spacing w:line="336" w:lineRule="auto" w:after="180"/>
-      </w:pPr>
-      <w:r>
-        <w:rPr>
-          <w:b w:val="0"/>
-        </w:rPr>
-        <w:t xml:space="preserve">Classify these components by </w:t>
-      </w:r>
-      <w:r>
-        <w:rPr>
-          <w:b/>
-        </w:rPr>
-        <w:t>target</w:t>
-      </w:r>
-      <w:r>
-        <w:rPr>
-          <w:b w:val="0"/>
-        </w:rPr>
-        <w:t>: label a message request/report; continue a prefix with a sequence; retrieve a stored sensor record. Explain why the application may combine them.</w:t>
-      </w:r>
-    </w:p>
-    <w:p>
-      <w:pPr>
-        <w:pStyle w:val="Heading3"/>
-      </w:pPr>
-      <w:r>
-        <w:t>My reasoning and evidence</w:t>
-      </w:r>
-    </w:p>
-    <w:p>
-      <w:r>
-        <w:t>________________________________________________________________</w:t>
-      </w:r>
-    </w:p>
-    <w:p>
-      <w:r>
-        <w:t>________________________________________________________________</w:t>
-      </w:r>
-    </w:p>
-    <w:p>
-      <w:r>
-        <w:t>________________________________________________________________</w:t>
-      </w:r>
-    </w:p>
-    <w:p>
-      <w:r>
-        <w:t>________________________________________________________________</w:t>
-      </w:r>
-    </w:p>
-    <w:p>
-      <w:r>
-        <w:t>________________________________________________________________</w:t>
-      </w:r>
-    </w:p>
-    <w:p>
-      <w:r>
-        <w:t>________________________________________________________________</w:t>
-      </w:r>
-    </w:p>
-    <w:p>
-      <w:pPr>
-        <w:pStyle w:val="Heading1"/>
-      </w:pPr>
-      <w:r>
-        <w:t>13. W2 Compute the distribution</w:t>
-      </w:r>
-    </w:p>
-    <w:p>
-      <w:r>
-        <w:t>Compute the distribution. Apply the supplied Predictive and Generative AI facts and keep your reasoning.</w:t>
-      </w:r>
-    </w:p>
-    <w:p>
-      <w:pPr>
-        <w:spacing w:line="336" w:lineRule="auto" w:after="180"/>
-      </w:pPr>
-      <w:r>
-        <w:rPr>
-          <w:b w:val="0"/>
-        </w:rPr>
-        <w:t>For The marker is, calculate the three empirical probabilities, their sum and their meaning.</w:t>
-      </w:r>
-    </w:p>
-    <w:p>
-      <w:pPr>
-        <w:pStyle w:val="Heading3"/>
-      </w:pPr>
-      <w:r>
-        <w:t>My reasoning and evidence</w:t>
-      </w:r>
-    </w:p>
-    <w:p>
-      <w:r>
-        <w:t>________________________________________________________________</w:t>
-      </w:r>
-    </w:p>
-    <w:p>
-      <w:r>
-        <w:t>________________________________________________________________</w:t>
-      </w:r>
-    </w:p>
-    <w:p>
-      <w:r>
-        <w:t>________________________________________________________________</w:t>
-      </w:r>
-    </w:p>
-    <w:p>
-      <w:r>
-        <w:t>________________________________________________________________</w:t>
-      </w:r>
-    </w:p>
-    <w:p>
-      <w:r>
-        <w:t>________________________________________________________________</w:t>
-      </w:r>
-    </w:p>
-    <w:p>
-      <w:r>
-        <w:t>________________________________________________________________</w:t>
-      </w:r>
-    </w:p>
-    <w:p>
-      <w:pPr>
-        <w:pStyle w:val="Heading1"/>
-      </w:pPr>
-      <w:r>
-        <w:t>14. W3 Follow the prefix</w:t>
-      </w:r>
-    </w:p>
-    <w:p>
-      <w:r>
-        <w:t>Follow the prefix. Apply the supplied Predictive and Generative AI facts and keep your reasoning.</w:t>
-      </w:r>
-    </w:p>
-    <w:p>
-      <w:pPr>
-        <w:spacing w:line="336" w:lineRule="auto" w:after="180"/>
-      </w:pPr>
-      <w:r>
-        <w:rPr>
-          <w:b w:val="0"/>
-        </w:rPr>
-        <w:t>After red is selected, the expanded-prefix table gives end 0.8 and today 0.2. Explain why these values cannot be substituted for the red/blue/green probabilities.</w:t>
-      </w:r>
-    </w:p>
-    <w:p>
-      <w:pPr>
-        <w:pStyle w:val="Heading3"/>
-      </w:pPr>
-      <w:r>
-        <w:t>My reasoning and evidence</w:t>
-      </w:r>
-    </w:p>
-    <w:p>
-      <w:r>
-        <w:t>________________________________________________________________</w:t>
-      </w:r>
-    </w:p>
-    <w:p>
-      <w:r>
-        <w:t>________________________________________________________________</w:t>
-      </w:r>
-    </w:p>
-    <w:p>
-      <w:r>
-        <w:t>________________________________________________________________</w:t>
-      </w:r>
-    </w:p>
-    <w:p>
-      <w:r>
-        <w:t>________________________________________________________________</w:t>
-      </w:r>
-    </w:p>
-    <w:p>
-      <w:r>
-        <w:t>________________________________________________________________</w:t>
-      </w:r>
-    </w:p>
-    <w:p>
-      <w:r>
-        <w:t>________________________________________________________________</w:t>
-      </w:r>
-    </w:p>
-    <w:p>
-      <w:pPr>
-        <w:pStyle w:val="Heading1"/>
-      </w:pPr>
-      <w:r>
-        <w:t>15. W4 Analyse a new corpus independently</w:t>
-      </w:r>
-    </w:p>
-    <w:p>
-      <w:r>
-        <w:t>Attempt before feedback. If this repeats the selected independent case, reuse that first attempt; otherwise keep a separate record. Analyse a new corpus independently. Apply the supplied Predictive and Generative AI facts and keep your reasoning.</w:t>
-      </w:r>
-    </w:p>
-    <w:p>
-      <w:pPr>
-        <w:spacing w:line="336" w:lineRule="auto" w:after="180"/>
-      </w:pPr>
-      <w:r>
-        <w:rPr>
-          <w:b w:val="0"/>
-        </w:rPr>
-        <w:t>For prefix The signal is, counts are high 2, low 5, unknown 3. Compute all probabilities and the most frequent continuation. A current measurement reports high.</w:t>
-      </w:r>
-    </w:p>
-    <w:p>
-      <w:pPr>
-        <w:spacing w:line="336" w:lineRule="auto" w:after="180"/>
-      </w:pPr>
-      <w:r>
-        <w:rPr>
-          <w:b w:val="0"/>
-        </w:rPr>
-        <w:t>State what the most frequent continuation does and does not establish.</w:t>
-      </w:r>
-    </w:p>
-    <w:p>
-      <w:pPr>
-        <w:pStyle w:val="Heading3"/>
-      </w:pPr>
-      <w:r>
-        <w:t>My reasoning and evidence</w:t>
-      </w:r>
-    </w:p>
-    <w:p>
-      <w:r>
-        <w:t>________________________________________________________________</w:t>
-      </w:r>
-    </w:p>
-    <w:p>
-      <w:r>
-        <w:t>________________________________________________________________</w:t>
-      </w:r>
-    </w:p>
-    <w:p>
-      <w:r>
-        <w:t>________________________________________________________________</w:t>
-      </w:r>
-    </w:p>
-    <w:p>
-      <w:r>
-        <w:t>________________________________________________________________</w:t>
-      </w:r>
-    </w:p>
-    <w:p>
-      <w:r>
-        <w:t>________________________________________________________________</w:t>
-      </w:r>
-    </w:p>
-    <w:p>
-      <w:r>
-        <w:t>________________________________________________________________</w:t>
-      </w:r>
-    </w:p>
-    <w:p>
-      <w:r>
-        <w:t>________________________________________________________________</w:t>
-      </w:r>
-    </w:p>
-    <w:p>
-      <w:r>
-        <w:t>________________________________________________________________</w:t>
-      </w:r>
-    </w:p>
-    <w:p>
-      <w:pPr>
-        <w:pStyle w:val="Heading1"/>
-      </w:pPr>
-      <w:r>
-        <w:t>16. W5 Design a useful evaluation</w:t>
-      </w:r>
-    </w:p>
-    <w:p>
-      <w:r>
-        <w:t>Design a useful evaluation. Apply the supplied Predictive and Generative AI facts and keep your reasoning.</w:t>
-      </w:r>
-    </w:p>
-    <w:p>
-      <w:pPr>
-        <w:spacing w:line="336" w:lineRule="auto" w:after="180"/>
-      </w:pPr>
-      <w:r>
-        <w:rPr>
-          <w:b w:val="0"/>
-        </w:rPr>
-        <w:t xml:space="preserve">A system reports current room status using retrieved measurements and generated sentences. Name checks for </w:t>
-      </w:r>
-      <w:r>
-        <w:rPr>
-          <w:b/>
-        </w:rPr>
-        <w:t>evidence</w:t>
-      </w:r>
-      <w:r>
-        <w:rPr>
-          <w:b w:val="0"/>
-        </w:rPr>
-        <w:t>, response quality and permission.</w:t>
-      </w:r>
-    </w:p>
-    <w:p>
-      <w:pPr>
-        <w:pStyle w:val="Heading3"/>
-      </w:pPr>
-      <w:r>
-        <w:t>My reasoning and evidence</w:t>
-      </w:r>
-    </w:p>
-    <w:p>
-      <w:r>
-        <w:t>________________________________________________________________</w:t>
-      </w:r>
-    </w:p>
-    <w:p>
-      <w:r>
-        <w:t>________________________________________________________________</w:t>
-      </w:r>
-    </w:p>
-    <w:p>
-      <w:r>
-        <w:t>________________________________________________________________</w:t>
-      </w:r>
-    </w:p>
-    <w:p>
-      <w:r>
-        <w:t>________________________________________________________________</w:t>
-      </w:r>
-    </w:p>
-    <w:p>
-      <w:r>
-        <w:t>________________________________________________________________</w:t>
-      </w:r>
-    </w:p>
-    <w:p>
-      <w:r>
-        <w:t>________________________________________________________________</w:t>
-      </w:r>
-    </w:p>
-    <w:p>
-      <w:pPr>
-        <w:pStyle w:val="Heading1"/>
-      </w:pPr>
-      <w:r>
-        <w:t>17. Feedback, return check and learning record</w:t>
-      </w:r>
-    </w:p>
-    <w:p>
-      <w:r>
-        <w:t>Record the first repaired step and a different case to revisit after a delay.</w:t>
+        <w:t>17. Feedback · Repair and return</w:t>
+      </w:r>
+    </w:p>
+    <w:p>
+      <w:r>
+        <w:t>Keep the first attempt, the repair and a changed-case return.</w:t>
+      </w:r>
+    </w:p>
+    <w:p>
+      <w:pPr>
+        <w:pStyle w:val="Heading2"/>
+      </w:pPr>
+      <w:r>
+        <w:t>Your evidence record</w:t>
       </w:r>
     </w:p>
     <w:tbl>
@@ -1487,12 +832,847 @@
         <w:pStyle w:val="Heading1"/>
       </w:pPr>
       <w:r>
-        <w:t>18. Pictorial case practice: Predictive and Generative AI</w:t>
-      </w:r>
-    </w:p>
-    <w:p>
-      <w:r>
-        <w:t>A fictional learning tool first classifies a question, then drafts an answer from a supplied note. Explain the labelled step before checking the changed condition.</w:t>
+        <w:t>10. Finish · Judge the evidence in your work</w:t>
+      </w:r>
+    </w:p>
+    <w:p>
+      <w:r>
+        <w:t>Point to work that supports your confidence level.</w:t>
+      </w:r>
+    </w:p>
+    <w:p>
+      <w:pPr>
+        <w:pStyle w:val="Heading2"/>
+      </w:pPr>
+      <w:r>
+        <w:t>Your evidence record</w:t>
+      </w:r>
+    </w:p>
+    <w:p>
+      <w:pPr>
+        <w:pStyle w:val="ListBullet"/>
+      </w:pPr>
+      <w:r>
+        <w:t>I can explain the mechanism.</w:t>
+      </w:r>
+    </w:p>
+    <w:p>
+      <w:pPr>
+        <w:pStyle w:val="ListBullet"/>
+      </w:pPr>
+      <w:r>
+        <w:t>I can show evidence.</w:t>
+      </w:r>
+    </w:p>
+    <w:p>
+      <w:pPr>
+        <w:pStyle w:val="ListBullet"/>
+      </w:pPr>
+      <w:r>
+        <w:t>I can handle a changed case.</w:t>
+      </w:r>
+    </w:p>
+    <w:p>
+      <w:pPr>
+        <w:pStyle w:val="ListBullet"/>
+      </w:pPr>
+      <w:r>
+        <w:t>I can name a limit.</w:t>
+      </w:r>
+    </w:p>
+    <w:p>
+      <w:r>
+        <w:t>Mark each as not yet, with help or independently, and attach supporting work.</w:t>
+      </w:r>
+    </w:p>
+    <w:p>
+      <w:pPr>
+        <w:spacing w:line="336" w:lineRule="auto" w:after="180"/>
+      </w:pPr>
+      <w:r>
+        <w:rPr>
+          <w:b w:val="0"/>
+        </w:rPr>
+        <w:t>Teacher review ____________________  Next step ____________________</w:t>
+      </w:r>
+    </w:p>
+    <w:p>
+      <w:pPr>
+        <w:pStyle w:val="Heading1"/>
+      </w:pPr>
+      <w:r>
+        <w:t>Reference bank and extra practice</w:t>
+      </w:r>
+    </w:p>
+    <w:p>
+      <w:pPr>
+        <w:pStyle w:val="Heading1"/>
+      </w:pPr>
+      <w:r>
+        <w:t>02. Reference · Supported W2 record</w:t>
+      </w:r>
+    </w:p>
+    <w:p>
+      <w:r>
+        <w:t>This is the same W2 attempt. Keep one response record.</w:t>
+      </w:r>
+    </w:p>
+    <w:p>
+      <w:pPr>
+        <w:pStyle w:val="Heading2"/>
+      </w:pPr>
+      <w:r>
+        <w:t>Use this when helpful</w:t>
+      </w:r>
+    </w:p>
+    <w:p>
+      <w:pPr>
+        <w:spacing w:line="336" w:lineRule="auto" w:after="180"/>
+      </w:pPr>
+      <w:r>
+        <w:rPr>
+          <w:b w:val="0"/>
+        </w:rPr>
+        <w:t>Use W2: Compute the distribution for Generative and predictive objectives. Record the answer once; the lesson and workbook refer to the same attempt.</w:t>
+      </w:r>
+    </w:p>
+    <w:tbl>
+      <w:tblPr>
+        <w:tblStyle w:val="LightShading-Accent1"/>
+        <w:tblW w:type="auto" w:w="0"/>
+        <w:tblLook w:firstColumn="1" w:firstRow="1" w:lastColumn="0" w:lastRow="0" w:noHBand="0" w:noVBand="1" w:val="04A0"/>
+      </w:tblPr>
+      <w:tblGrid>
+        <w:gridCol w:w="2556"/>
+        <w:gridCol w:w="2556"/>
+        <w:gridCol w:w="2556"/>
+        <w:gridCol w:w="2556"/>
+      </w:tblGrid>
+      <w:tr>
+        <w:trPr>
+          <w:tblHeader/>
+        </w:trPr>
+        <w:tc>
+          <w:tcPr>
+            <w:tcW w:type="dxa" w:w="2556"/>
+          </w:tcPr>
+          <w:p>
+            <w:r>
+              <w:t>Given inputs</w:t>
+            </w:r>
+          </w:p>
+        </w:tc>
+        <w:tc>
+          <w:tcPr>
+            <w:tcW w:type="dxa" w:w="2556"/>
+          </w:tcPr>
+          <w:p>
+            <w:r>
+              <w:t>Procedure I chose</w:t>
+            </w:r>
+          </w:p>
+        </w:tc>
+        <w:tc>
+          <w:tcPr>
+            <w:tcW w:type="dxa" w:w="2556"/>
+          </w:tcPr>
+          <w:p>
+            <w:r>
+              <w:t>Middle steps</w:t>
+            </w:r>
+          </w:p>
+        </w:tc>
+        <w:tc>
+          <w:tcPr>
+            <w:tcW w:type="dxa" w:w="2556"/>
+          </w:tcPr>
+          <w:p>
+            <w:r>
+              <w:t>Result and check</w:t>
+            </w:r>
+          </w:p>
+        </w:tc>
+      </w:tr>
+      <w:tr>
+        <w:tc>
+          <w:tcPr>
+            <w:tcW w:type="dxa" w:w="2556"/>
+          </w:tcPr>
+          <w:p>
+            <w:r/>
+          </w:p>
+        </w:tc>
+        <w:tc>
+          <w:tcPr>
+            <w:tcW w:type="dxa" w:w="2556"/>
+          </w:tcPr>
+          <w:p>
+            <w:r/>
+          </w:p>
+        </w:tc>
+        <w:tc>
+          <w:tcPr>
+            <w:tcW w:type="dxa" w:w="2556"/>
+          </w:tcPr>
+          <w:p>
+            <w:r/>
+          </w:p>
+        </w:tc>
+        <w:tc>
+          <w:tcPr>
+            <w:tcW w:type="dxa" w:w="2556"/>
+          </w:tcPr>
+          <w:p>
+            <w:r/>
+          </w:p>
+        </w:tc>
+      </w:tr>
+    </w:tbl>
+    <w:p>
+      <w:pPr>
+        <w:pStyle w:val="Heading3"/>
+      </w:pPr>
+      <w:r>
+        <w:t>The step I completed without help, and the hint I needed</w:t>
+      </w:r>
+    </w:p>
+    <w:p>
+      <w:r>
+        <w:t>________________________________________________________________</w:t>
+      </w:r>
+    </w:p>
+    <w:p>
+      <w:r>
+        <w:t>________________________________________________________________</w:t>
+      </w:r>
+    </w:p>
+    <w:p>
+      <w:r>
+        <w:t>________________________________________________________________</w:t>
+      </w:r>
+    </w:p>
+    <w:p>
+      <w:pPr>
+        <w:pStyle w:val="Heading1"/>
+      </w:pPr>
+      <w:r>
+        <w:t>03. Extra practice · Repair the explanation</w:t>
+      </w:r>
+    </w:p>
+    <w:p>
+      <w:r>
+        <w:t>Explain the deciding fact before discussing the answer.</w:t>
+      </w:r>
+    </w:p>
+    <w:p>
+      <w:pPr>
+        <w:pStyle w:val="Heading2"/>
+      </w:pPr>
+      <w:r>
+        <w:t>Use this when helpful</w:t>
+      </w:r>
+    </w:p>
+    <w:p>
+      <w:pPr>
+        <w:spacing w:line="336" w:lineRule="auto" w:after="180"/>
+      </w:pPr>
+      <w:r>
+        <w:rPr>
+          <w:b w:val="0"/>
+        </w:rPr>
+        <w:t>Use the worked case for Generative and predictive objectives. Proposed explanation: “Generative models do not predict”. Decide whether this explanation is supported.</w:t>
+      </w:r>
+    </w:p>
+    <w:p>
+      <w:pPr>
+        <w:spacing w:line="336" w:lineRule="auto" w:after="180"/>
+      </w:pPr>
+      <w:r>
+        <w:rPr>
+          <w:b w:val="0"/>
+        </w:rPr>
+        <w:t>Point to the step or supplied fact that decides; explain your repair if needed.</w:t>
+      </w:r>
+    </w:p>
+    <w:p>
+      <w:pPr>
+        <w:pStyle w:val="Heading3"/>
+      </w:pPr>
+      <w:r>
+        <w:t>My explanation before partner discussion</w:t>
+      </w:r>
+    </w:p>
+    <w:p>
+      <w:r>
+        <w:t>________________________________________________________________</w:t>
+      </w:r>
+    </w:p>
+    <w:p>
+      <w:r>
+        <w:t>________________________________________________________________</w:t>
+      </w:r>
+    </w:p>
+    <w:p>
+      <w:r>
+        <w:t>________________________________________________________________</w:t>
+      </w:r>
+    </w:p>
+    <w:p>
+      <w:r>
+        <w:t>________________________________________________________________</w:t>
+      </w:r>
+    </w:p>
+    <w:p>
+      <w:pPr>
+        <w:pStyle w:val="Heading1"/>
+      </w:pPr>
+      <w:r>
+        <w:t>05. Reference · Original learning target</w:t>
+      </w:r>
+    </w:p>
+    <w:p>
+      <w:r>
+        <w:t>Use this target to inspect an explanation.</w:t>
+      </w:r>
+    </w:p>
+    <w:p>
+      <w:pPr>
+        <w:pStyle w:val="Heading2"/>
+      </w:pPr>
+      <w:r>
+        <w:t>Use this when helpful</w:t>
+      </w:r>
+    </w:p>
+    <w:p>
+      <w:pPr>
+        <w:spacing w:line="336" w:lineRule="auto" w:after="180"/>
+      </w:pPr>
+      <w:r>
+        <w:rPr>
+          <w:b w:val="0"/>
+        </w:rPr>
+        <w:t>A study tool finds a paragraph, labels its difficulty and invents practice questions. Identify the three operations and one check for each.</w:t>
+      </w:r>
+    </w:p>
+    <w:p>
+      <w:pPr>
+        <w:pStyle w:val="Heading1"/>
+      </w:pPr>
+      <w:r>
+        <w:t>06. Extra practice · A complete case</w:t>
+      </w:r>
+    </w:p>
+    <w:p>
+      <w:r>
+        <w:t>Try the question before checking the worked explanation.</w:t>
+      </w:r>
+    </w:p>
+    <w:p>
+      <w:pPr>
+        <w:pStyle w:val="Heading2"/>
+      </w:pPr>
+      <w:r>
+        <w:t>Use this when helpful</w:t>
+      </w:r>
+    </w:p>
+    <w:p>
+      <w:pPr>
+        <w:spacing w:line="336" w:lineRule="auto" w:after="180"/>
+      </w:pPr>
+      <w:r>
+        <w:rPr>
+          <w:b w:val="0"/>
+        </w:rPr>
+        <w:t>A tool labels a question biology, writes a new question and computes 7 times 8.</w:t>
+      </w:r>
+    </w:p>
+    <w:p>
+      <w:pPr>
+        <w:spacing w:line="336" w:lineRule="auto" w:after="180"/>
+      </w:pPr>
+      <w:r>
+        <w:rPr>
+          <w:b w:val="0"/>
+        </w:rPr>
+        <w:t>Identify each operation.</w:t>
+      </w:r>
+    </w:p>
+    <w:p>
+      <w:pPr>
+        <w:spacing w:line="336" w:lineRule="auto" w:after="180"/>
+      </w:pPr>
+      <w:r>
+        <w:rPr>
+          <w:b w:val="0"/>
+        </w:rPr>
+        <w:t xml:space="preserve">Show your trace, calculation or </w:t>
+      </w:r>
+      <w:r>
+        <w:rPr>
+          <w:b/>
+        </w:rPr>
+        <w:t>evidence</w:t>
+      </w:r>
+    </w:p>
+    <w:p>
+      <w:pPr>
+        <w:pStyle w:val="Heading3"/>
+      </w:pPr>
+      <w:r>
+        <w:t>Write or draw your reasoning and evidence.</w:t>
+      </w:r>
+    </w:p>
+    <w:p>
+      <w:r>
+        <w:t>________________________________________________________________</w:t>
+      </w:r>
+    </w:p>
+    <w:p>
+      <w:r>
+        <w:t>________________________________________________________________</w:t>
+      </w:r>
+    </w:p>
+    <w:p>
+      <w:r>
+        <w:t>________________________________________________________________</w:t>
+      </w:r>
+    </w:p>
+    <w:p>
+      <w:r>
+        <w:t>________________________________________________________________</w:t>
+      </w:r>
+    </w:p>
+    <w:p>
+      <w:r>
+        <w:t>________________________________________________________________</w:t>
+      </w:r>
+    </w:p>
+    <w:p>
+      <w:pPr>
+        <w:pStyle w:val="Heading1"/>
+      </w:pPr>
+      <w:r>
+        <w:t>07. Extra practice · A changed case</w:t>
+      </w:r>
+    </w:p>
+    <w:p>
+      <w:r>
+        <w:t>Keep this practice separate from the reserved independent attempt.</w:t>
+      </w:r>
+    </w:p>
+    <w:p>
+      <w:pPr>
+        <w:pStyle w:val="Heading2"/>
+      </w:pPr>
+      <w:r>
+        <w:t>Use this when helpful</w:t>
+      </w:r>
+    </w:p>
+    <w:p>
+      <w:pPr>
+        <w:spacing w:line="336" w:lineRule="auto" w:after="180"/>
+      </w:pPr>
+      <w:r>
+        <w:rPr>
+          <w:b w:val="0"/>
+        </w:rPr>
+        <w:t>A system labels a message as spam. Another writes a new reply. Which task predicts a category and which generates content? Can the new reply contain a false fact?</w:t>
+      </w:r>
+    </w:p>
+    <w:p>
+      <w:pPr>
+        <w:spacing w:line="336" w:lineRule="auto" w:after="180"/>
+      </w:pPr>
+      <w:r>
+        <w:rPr>
+          <w:b w:val="0"/>
+        </w:rPr>
+        <w:t>My practice answer and reason</w:t>
+      </w:r>
+    </w:p>
+    <w:p>
+      <w:pPr>
+        <w:pStyle w:val="Heading3"/>
+      </w:pPr>
+      <w:r>
+        <w:t>Write or draw your reasoning and evidence.</w:t>
+      </w:r>
+    </w:p>
+    <w:p>
+      <w:r>
+        <w:t>________________________________________________________________</w:t>
+      </w:r>
+    </w:p>
+    <w:p>
+      <w:r>
+        <w:t>________________________________________________________________</w:t>
+      </w:r>
+    </w:p>
+    <w:p>
+      <w:r>
+        <w:t>________________________________________________________________</w:t>
+      </w:r>
+    </w:p>
+    <w:p>
+      <w:r>
+        <w:t>________________________________________________________________</w:t>
+      </w:r>
+    </w:p>
+    <w:p>
+      <w:r>
+        <w:t>________________________________________________________________</w:t>
+      </w:r>
+    </w:p>
+    <w:p>
+      <w:pPr>
+        <w:pStyle w:val="Heading3"/>
+      </w:pPr>
+      <w:r>
+        <w:t>Week 1 Test and reflect</w:t>
+      </w:r>
+    </w:p>
+    <w:p>
+      <w:pPr>
+        <w:pStyle w:val="Heading1"/>
+      </w:pPr>
+      <w:r>
+        <w:t>08. Extra practice · Design a revealing test</w:t>
+      </w:r>
+    </w:p>
+    <w:p>
+      <w:r>
+        <w:t>Predict before tracing or testing.</w:t>
+      </w:r>
+    </w:p>
+    <w:p>
+      <w:pPr>
+        <w:pStyle w:val="Heading2"/>
+      </w:pPr>
+      <w:r>
+        <w:t>Use this when helpful</w:t>
+      </w:r>
+    </w:p>
+    <w:p>
+      <w:pPr>
+        <w:spacing w:line="336" w:lineRule="auto" w:after="180"/>
+      </w:pPr>
+      <w:r>
+        <w:rPr>
+          <w:b w:val="0"/>
+        </w:rPr>
+        <w:t xml:space="preserve">Create a changed </w:t>
+      </w:r>
+      <w:r>
+        <w:rPr>
+          <w:b/>
+        </w:rPr>
+        <w:t>input</w:t>
+      </w:r>
+      <w:r>
+        <w:rPr>
+          <w:b w:val="0"/>
+        </w:rPr>
+        <w:t>, boundary case or missing-information case. Write the expected answer or safe response before testing.</w:t>
+      </w:r>
+    </w:p>
+    <w:tbl>
+      <w:tblPr>
+        <w:tblStyle w:val="LightShading-Accent1"/>
+        <w:tblW w:type="auto" w:w="0"/>
+        <w:tblLook w:firstColumn="1" w:firstRow="1" w:lastColumn="0" w:lastRow="0" w:noHBand="0" w:noVBand="1" w:val="04A0"/>
+      </w:tblPr>
+      <w:tblGrid>
+        <w:gridCol w:w="5112"/>
+        <w:gridCol w:w="5112"/>
+      </w:tblGrid>
+      <w:tr>
+        <w:trPr>
+          <w:tblHeader/>
+        </w:trPr>
+        <w:tc>
+          <w:tcPr>
+            <w:tcW w:type="dxa" w:w="5112"/>
+          </w:tcPr>
+          <w:p>
+            <w:r>
+              <w:t>Test record</w:t>
+            </w:r>
+          </w:p>
+        </w:tc>
+        <w:tc>
+          <w:tcPr>
+            <w:tcW w:type="dxa" w:w="5112"/>
+          </w:tcPr>
+          <w:p>
+            <w:r>
+              <w:t>My evidence</w:t>
+            </w:r>
+          </w:p>
+        </w:tc>
+      </w:tr>
+      <w:tr>
+        <w:tc>
+          <w:tcPr>
+            <w:tcW w:type="dxa" w:w="5112"/>
+          </w:tcPr>
+          <w:p>
+            <w:r>
+              <w:t>Changed input or condition</w:t>
+            </w:r>
+          </w:p>
+        </w:tc>
+        <w:tc>
+          <w:tcPr>
+            <w:tcW w:type="dxa" w:w="5112"/>
+          </w:tcPr>
+          <w:p>
+            <w:r/>
+          </w:p>
+        </w:tc>
+      </w:tr>
+      <w:tr>
+        <w:tc>
+          <w:tcPr>
+            <w:tcW w:type="dxa" w:w="5112"/>
+          </w:tcPr>
+          <w:p>
+            <w:r>
+              <w:t>Expected answer or fallback</w:t>
+            </w:r>
+          </w:p>
+        </w:tc>
+        <w:tc>
+          <w:tcPr>
+            <w:tcW w:type="dxa" w:w="5112"/>
+          </w:tcPr>
+          <w:p>
+            <w:r/>
+          </w:p>
+        </w:tc>
+      </w:tr>
+      <w:tr>
+        <w:tc>
+          <w:tcPr>
+            <w:tcW w:type="dxa" w:w="5112"/>
+          </w:tcPr>
+          <w:p>
+            <w:r>
+              <w:t>Observed result</w:t>
+            </w:r>
+          </w:p>
+        </w:tc>
+        <w:tc>
+          <w:tcPr>
+            <w:tcW w:type="dxa" w:w="5112"/>
+          </w:tcPr>
+          <w:p>
+            <w:r/>
+          </w:p>
+        </w:tc>
+      </w:tr>
+      <w:tr>
+        <w:tc>
+          <w:tcPr>
+            <w:tcW w:type="dxa" w:w="5112"/>
+          </w:tcPr>
+          <w:p>
+            <w:r>
+              <w:t>Why the result occurred</w:t>
+            </w:r>
+          </w:p>
+        </w:tc>
+        <w:tc>
+          <w:tcPr>
+            <w:tcW w:type="dxa" w:w="5112"/>
+          </w:tcPr>
+          <w:p>
+            <w:r/>
+          </w:p>
+        </w:tc>
+      </w:tr>
+    </w:tbl>
+    <w:p>
+      <w:pPr>
+        <w:pStyle w:val="Heading1"/>
+      </w:pPr>
+      <w:r>
+        <w:t>11. Reference · Original target response space</w:t>
+      </w:r>
+    </w:p>
+    <w:p>
+      <w:r>
+        <w:t>This teaching case is practice rather than a fresh assessment.</w:t>
+      </w:r>
+    </w:p>
+    <w:p>
+      <w:pPr>
+        <w:pStyle w:val="Heading2"/>
+      </w:pPr>
+      <w:r>
+        <w:t>Use this when helpful</w:t>
+      </w:r>
+    </w:p>
+    <w:p>
+      <w:pPr>
+        <w:spacing w:line="336" w:lineRule="auto" w:after="180"/>
+      </w:pPr>
+      <w:r>
+        <w:rPr>
+          <w:b w:val="0"/>
+        </w:rPr>
+        <w:t>A study tool finds a paragraph, labels its difficulty and invents practice questions. Identify the three operations and one check for each.</w:t>
+      </w:r>
+    </w:p>
+    <w:p>
+      <w:pPr>
+        <w:pStyle w:val="Heading3"/>
+      </w:pPr>
+      <w:r>
+        <w:t>My explanation after practice</w:t>
+      </w:r>
+    </w:p>
+    <w:p>
+      <w:r>
+        <w:t>________________________________________________________________</w:t>
+      </w:r>
+    </w:p>
+    <w:p>
+      <w:r>
+        <w:t>________________________________________________________________</w:t>
+      </w:r>
+    </w:p>
+    <w:p>
+      <w:r>
+        <w:t>________________________________________________________________</w:t>
+      </w:r>
+    </w:p>
+    <w:p>
+      <w:r>
+        <w:t>________________________________________________________________</w:t>
+      </w:r>
+    </w:p>
+    <w:p>
+      <w:r>
+        <w:t>________________________________________________________________</w:t>
+      </w:r>
+    </w:p>
+    <w:p>
+      <w:r>
+        <w:t>________________________________________________________________</w:t>
+      </w:r>
+    </w:p>
+    <w:p>
+      <w:r>
+        <w:t>________________________________________________________________</w:t>
+      </w:r>
+    </w:p>
+    <w:p>
+      <w:pPr>
+        <w:spacing w:line="336" w:lineRule="auto" w:after="180"/>
+      </w:pPr>
+      <w:r>
+        <w:rPr>
+          <w:b w:val="0"/>
+        </w:rPr>
+        <w:t>Record support used: none, hint or teacher explanation.</w:t>
+      </w:r>
+    </w:p>
+    <w:p>
+      <w:pPr>
+        <w:pStyle w:val="Heading1"/>
+      </w:pPr>
+      <w:r>
+        <w:t>15. Additional practice · Analyse the signal corpus</w:t>
+      </w:r>
+    </w:p>
+    <w:p>
+      <w:r>
+        <w:t>This retained quantitative task is separate from the selected Moon-workflow assessment.</w:t>
+      </w:r>
+    </w:p>
+    <w:p>
+      <w:pPr>
+        <w:pStyle w:val="Heading2"/>
+      </w:pPr>
+      <w:r>
+        <w:t>Earlier corpus task and saved answer</w:t>
+      </w:r>
+    </w:p>
+    <w:p>
+      <w:pPr>
+        <w:pStyle w:val="ListBullet"/>
+      </w:pPr>
+      <w:r>
+        <w:t>For prefix The signal is, counts are high 2, low 5, unknown 3. Compute all probabilities and the most frequent continuation. A current measurement reports high. State what the most frequent continuation does and does not establish.</w:t>
+      </w:r>
+    </w:p>
+    <w:p>
+      <w:pPr>
+        <w:pStyle w:val="Heading3"/>
+      </w:pPr>
+      <w:r>
+        <w:t>My reasoning and evidence</w:t>
+      </w:r>
+    </w:p>
+    <w:p>
+      <w:r>
+        <w:t>________________________________________________________________</w:t>
+      </w:r>
+    </w:p>
+    <w:p>
+      <w:r>
+        <w:t>________________________________________________________________</w:t>
+      </w:r>
+    </w:p>
+    <w:p>
+      <w:r>
+        <w:t>________________________________________________________________</w:t>
+      </w:r>
+    </w:p>
+    <w:p>
+      <w:r>
+        <w:t>________________________________________________________________</w:t>
+      </w:r>
+    </w:p>
+    <w:p>
+      <w:r>
+        <w:t>________________________________________________________________</w:t>
+      </w:r>
+    </w:p>
+    <w:p>
+      <w:r>
+        <w:t>________________________________________________________________</w:t>
+      </w:r>
+    </w:p>
+    <w:p>
+      <w:r>
+        <w:t>________________________________________________________________</w:t>
+      </w:r>
+    </w:p>
+    <w:p>
+      <w:r>
+        <w:t>________________________________________________________________</w:t>
+      </w:r>
+    </w:p>
+    <w:p>
+      <w:pPr>
+        <w:pStyle w:val="Heading1"/>
+      </w:pPr>
+      <w:r>
+        <w:t>18. Extra practice · Use the worked picture</w:t>
+      </w:r>
+    </w:p>
+    <w:p>
+      <w:r>
+        <w:t>Keep the explanation and the support you used.</w:t>
+      </w:r>
+    </w:p>
+    <w:p>
+      <w:pPr>
+        <w:pStyle w:val="Heading2"/>
+      </w:pPr>
+      <w:r>
+        <w:t>Use this when helpful</w:t>
       </w:r>
     </w:p>
     <w:p>
@@ -1627,16 +1807,7 @@
     </w:p>
     <w:p>
       <w:pPr>
-        <w:pStyle w:val="Heading3"/>
-      </w:pPr>
-      <w:r>
-        <w:t>Record the help used</w:t>
-      </w:r>
-    </w:p>
-    <w:p>
-      <w:pPr>
         <w:spacing w:line="336" w:lineRule="auto" w:after="180"/>
-        <w:shd w:fill="F1F6F8"/>
       </w:pPr>
       <w:r>
         <w:rPr>
@@ -1697,12 +1868,20 @@
         <w:pStyle w:val="Heading1"/>
       </w:pPr>
       <w:r>
-        <w:t>19. Project portfolio milestone</w:t>
-      </w:r>
-    </w:p>
-    <w:p>
-      <w:r>
-        <w:t>Keep this week’s input, deciding step, result and limit together in the Verified Study Buddy record.</w:t>
+        <w:t>19. Reference · Project portfolio record</w:t>
+      </w:r>
+    </w:p>
+    <w:p>
+      <w:r>
+        <w:t>Extend your main project response when helpful.</w:t>
+      </w:r>
+    </w:p>
+    <w:p>
+      <w:pPr>
+        <w:pStyle w:val="Heading2"/>
+      </w:pPr>
+      <w:r>
+        <w:t>Use this when helpful</w:t>
       </w:r>
     </w:p>
     <w:p>
@@ -1928,12 +2107,395 @@
         <w:pStyle w:val="Heading1"/>
       </w:pPr>
       <w:r>
-        <w:t>20. Supported practice and learning evidence</w:t>
-      </w:r>
-    </w:p>
-    <w:p>
-      <w:r>
-        <w:t>Try the supported questions before comparing with hints and feedback. Record what you repaired and the evidence you retained.</w:t>
+        <w:t>20. Extra practice: pictures, repair and feedback</w:t>
+      </w:r>
+    </w:p>
+    <w:p>
+      <w:r>
+        <w:t>Attempt each question before opening its explanation. Use one browser or paper copy.</w:t>
+      </w:r>
+    </w:p>
+    <w:p>
+      <w:pPr>
+        <w:pStyle w:val="Heading2"/>
+      </w:pPr>
+      <w:r>
+        <w:t>First supported question</w:t>
+      </w:r>
+    </w:p>
+    <w:p>
+      <w:pPr>
+        <w:pStyle w:val="ListBullet"/>
+      </w:pPr>
+      <w:r>
+        <w:t>A fictional learning tool first classifies a question, then drafts an answer from a supplied note.</w:t>
+      </w:r>
+    </w:p>
+    <w:p>
+      <w:pPr>
+        <w:pStyle w:val="Heading3"/>
+      </w:pPr>
+      <w:r>
+        <w:t>Practice 1: explain the deciding evidence</w:t>
+      </w:r>
+    </w:p>
+    <w:p>
+      <w:pPr>
+        <w:pStyle w:val="ListBullet"/>
+      </w:pPr>
+      <w:r>
+        <w:t>Which labelled step matches this detail? Keep the supported change-of-state claim; remove or review the unsupported addition.</w:t>
+      </w:r>
+    </w:p>
+    <w:p>
+      <w:pPr>
+        <w:pStyle w:val="ListBullet"/>
+      </w:pPr>
+      <w:r>
+        <w:t>1. Predict category</w:t>
+      </w:r>
+    </w:p>
+    <w:p>
+      <w:pPr>
+        <w:pStyle w:val="ListBullet"/>
+      </w:pPr>
+      <w:r>
+        <w:t>2. Verify claims</w:t>
+      </w:r>
+    </w:p>
+    <w:p>
+      <w:pPr>
+        <w:pStyle w:val="ListBullet"/>
+      </w:pPr>
+      <w:r>
+        <w:t>3. Retrieve note</w:t>
+      </w:r>
+    </w:p>
+    <w:p>
+      <w:pPr>
+        <w:pStyle w:val="ListBullet"/>
+      </w:pPr>
+      <w:r>
+        <w:t>4. Generate draft</w:t>
+      </w:r>
+    </w:p>
+    <w:p>
+      <w:pPr>
+        <w:pStyle w:val="Heading3"/>
+      </w:pPr>
+      <w:r>
+        <w:t>My selected conclusion, deciding fact and explanation</w:t>
+      </w:r>
+    </w:p>
+    <w:p>
+      <w:r>
+        <w:t>________________________________________________________________</w:t>
+      </w:r>
+    </w:p>
+    <w:p>
+      <w:r>
+        <w:t>________________________________________________________________</w:t>
+      </w:r>
+    </w:p>
+    <w:p>
+      <w:r>
+        <w:t>________________________________________________________________</w:t>
+      </w:r>
+    </w:p>
+    <w:p>
+      <w:r>
+        <w:t>________________________________________________________________</w:t>
+      </w:r>
+    </w:p>
+    <w:p>
+      <w:r>
+        <w:t>________________________________________________________________</w:t>
+      </w:r>
+    </w:p>
+    <w:p>
+      <w:pPr>
+        <w:pStyle w:val="ListBullet"/>
+      </w:pPr>
+      <w:r>
+        <w:t>Hint if needed: Read the steps in the pictorial case. Match the supplied detail to the stage that performs or records it.</w:t>
+      </w:r>
+    </w:p>
+    <w:p>
+      <w:pPr>
+        <w:pStyle w:val="Heading2"/>
+      </w:pPr>
+      <w:r>
+        <w:t>Check the first explanation · reference / check after trying</w:t>
+      </w:r>
+    </w:p>
+    <w:p>
+      <w:pPr>
+        <w:spacing w:line="336" w:lineRule="auto" w:after="180"/>
+      </w:pPr>
+      <w:r>
+        <w:rPr>
+          <w:b w:val="0"/>
+        </w:rPr>
+        <w:t>After your attempt, compare with the supported explanation: Verify claims Keep the supported change-of-state claim; remove or review the unsupported addition. Classification predicts a category under a trained mapping.</w:t>
+      </w:r>
+    </w:p>
+    <w:p>
+      <w:pPr>
+        <w:spacing w:line="336" w:lineRule="auto" w:after="180"/>
+      </w:pPr>
+      <w:r>
+        <w:rPr>
+          <w:b w:val="0"/>
+        </w:rPr>
+        <w:t>Generation produces a sequence of words under a language objective. Supplying a note can support factual grounding, but the draft still requires claim-level checking.</w:t>
+      </w:r>
+    </w:p>
+    <w:p>
+      <w:pPr>
+        <w:spacing w:line="336" w:lineRule="auto" w:after="180"/>
+      </w:pPr>
+      <w:r>
+        <w:rPr>
+          <w:b w:val="0"/>
+        </w:rPr>
+        <w:t>The category being correct does not prove every sentence in the answer is correct.</w:t>
+      </w:r>
+    </w:p>
+    <w:p>
+      <w:pPr>
+        <w:pStyle w:val="Heading2"/>
+      </w:pPr>
+      <w:r>
+        <w:t>Changed-case question</w:t>
+      </w:r>
+    </w:p>
+    <w:p>
+      <w:pPr>
+        <w:pStyle w:val="Heading3"/>
+      </w:pPr>
+      <w:r>
+        <w:t>Practice 2: explain the deciding evidence</w:t>
+      </w:r>
+    </w:p>
+    <w:p>
+      <w:pPr>
+        <w:pStyle w:val="ListBullet"/>
+      </w:pPr>
+      <w:r>
+        <w:t>Changed-case practice: The classifier instead predicts history while N and the draft stay unchanged. Which conclusion is supported by the supplied facts?</w:t>
+      </w:r>
+    </w:p>
+    <w:p>
+      <w:pPr>
+        <w:pStyle w:val="ListBullet"/>
+      </w:pPr>
+      <w:r>
+        <w:t>1. We can decide the result without examining the changed input or the procedure.</w:t>
+      </w:r>
+    </w:p>
+    <w:p>
+      <w:pPr>
+        <w:pStyle w:val="ListBullet"/>
+      </w:pPr>
+      <w:r>
+        <w:t>2. This one example guarantees correct results for every future input.</w:t>
+      </w:r>
+    </w:p>
+    <w:p>
+      <w:pPr>
+        <w:pStyle w:val="ListBullet"/>
+      </w:pPr>
+      <w:r>
+        <w:t>3. The category prediction changes, but the same unsupported draft claim still needs checking.</w:t>
+      </w:r>
+    </w:p>
+    <w:p>
+      <w:pPr>
+        <w:pStyle w:val="Heading3"/>
+      </w:pPr>
+      <w:r>
+        <w:t>My selected conclusion, deciding fact and explanation</w:t>
+      </w:r>
+    </w:p>
+    <w:p>
+      <w:r>
+        <w:t>________________________________________________________________</w:t>
+      </w:r>
+    </w:p>
+    <w:p>
+      <w:r>
+        <w:t>________________________________________________________________</w:t>
+      </w:r>
+    </w:p>
+    <w:p>
+      <w:r>
+        <w:t>________________________________________________________________</w:t>
+      </w:r>
+    </w:p>
+    <w:p>
+      <w:r>
+        <w:t>________________________________________________________________</w:t>
+      </w:r>
+    </w:p>
+    <w:p>
+      <w:r>
+        <w:t>________________________________________________________________</w:t>
+      </w:r>
+    </w:p>
+    <w:p>
+      <w:pPr>
+        <w:pStyle w:val="ListBullet"/>
+      </w:pPr>
+      <w:r>
+        <w:t>Hint if needed: Use the changed condition and the deciding step in the pictorial trace. The answer must say what follows from those facts.</w:t>
+      </w:r>
+    </w:p>
+    <w:p>
+      <w:pPr>
+        <w:pStyle w:val="Heading2"/>
+      </w:pPr>
+      <w:r>
+        <w:t>Check the changed case · reference / check after trying</w:t>
+      </w:r>
+    </w:p>
+    <w:p>
+      <w:pPr>
+        <w:spacing w:line="336" w:lineRule="auto" w:after="180"/>
+      </w:pPr>
+      <w:r>
+        <w:rPr>
+          <w:b w:val="0"/>
+        </w:rPr>
+        <w:t xml:space="preserve">After your attempt, compare with the supported explanation: The category </w:t>
+      </w:r>
+      <w:r>
+        <w:rPr>
+          <w:b/>
+        </w:rPr>
+        <w:t>prediction</w:t>
+      </w:r>
+      <w:r>
+        <w:rPr>
+          <w:b w:val="0"/>
+        </w:rPr>
+        <w:t xml:space="preserve"> changes, but the same unsupported draft claim still needs checking. Stages can fail independently; one result does not validate another.</w:t>
+      </w:r>
+    </w:p>
+    <w:p>
+      <w:pPr>
+        <w:pStyle w:val="Heading2"/>
+      </w:pPr>
+      <w:r>
+        <w:t>Repair and save your work</w:t>
+      </w:r>
+    </w:p>
+    <w:p>
+      <w:pPr>
+        <w:spacing w:line="336" w:lineRule="auto" w:after="180"/>
+      </w:pPr>
+      <w:r>
+        <w:rPr>
+          <w:b w:val="0"/>
+        </w:rPr>
+        <w:t xml:space="preserve">Review Capstone Expo (ai-2/36). Goal: Defend an application using reproducible </w:t>
+      </w:r>
+      <w:r>
+        <w:rPr>
+          <w:b/>
+        </w:rPr>
+        <w:t>evidence</w:t>
+      </w:r>
+      <w:r>
+        <w:rPr>
+          <w:b w:val="0"/>
+        </w:rPr>
+        <w:t>. Short practice: Give the original winning ID, its score, and counts of eligible, excluded and invalid rows..</w:t>
+      </w:r>
+    </w:p>
+    <w:p>
+      <w:pPr>
+        <w:spacing w:line="336" w:lineRule="auto" w:after="180"/>
+      </w:pPr>
+      <w:r>
+        <w:rPr>
+          <w:b w:val="0"/>
+        </w:rPr>
+        <w:t>Return to this week and explain what you changed.</w:t>
+      </w:r>
+    </w:p>
+    <w:p>
+      <w:pPr>
+        <w:spacing w:line="336" w:lineRule="auto" w:after="180"/>
+      </w:pPr>
+      <w:r>
+        <w:rPr>
+          <w:b w:val="0"/>
+        </w:rPr>
+        <w:t xml:space="preserve">Use Download completed work in the hosted lesson to export your answers, reflections, practice feedback and code-run </w:t>
+      </w:r>
+      <w:r>
+        <w:rPr>
+          <w:b/>
+        </w:rPr>
+        <w:t>evidence</w:t>
+      </w:r>
+      <w:r>
+        <w:rPr>
+          <w:b w:val="0"/>
+        </w:rPr>
+        <w:t>. Open the HTML copy to read or print it.</w:t>
+      </w:r>
+    </w:p>
+    <w:p>
+      <w:pPr>
+        <w:spacing w:line="336" w:lineRule="auto" w:after="180"/>
+      </w:pPr>
+      <w:r>
+        <w:rPr>
+          <w:b w:val="0"/>
+        </w:rPr>
+        <w:t>Drafts stay in this browser when storage is available; clear drafts on a shared device.</w:t>
+      </w:r>
+    </w:p>
+    <w:p>
+      <w:pPr>
+        <w:pStyle w:val="Heading3"/>
+      </w:pPr>
+      <w:r>
+        <w:t>What I repaired, the evidence I kept and the next test</w:t>
+      </w:r>
+    </w:p>
+    <w:p>
+      <w:r>
+        <w:t>________________________________________________________________</w:t>
+      </w:r>
+    </w:p>
+    <w:p>
+      <w:r>
+        <w:t>________________________________________________________________</w:t>
+      </w:r>
+    </w:p>
+    <w:p>
+      <w:r>
+        <w:t>________________________________________________________________</w:t>
+      </w:r>
+    </w:p>
+    <w:p>
+      <w:r>
+        <w:t>________________________________________________________________</w:t>
+      </w:r>
+    </w:p>
+    <w:p>
+      <w:r>
+        <w:t>________________________________________________________________</w:t>
+      </w:r>
+    </w:p>
+    <w:p>
+      <w:pPr>
+        <w:pStyle w:val="Heading2"/>
+      </w:pPr>
+      <w:r>
+        <w:t>Earlier wording, alternatives and picture transcripts · reference / check after trying</w:t>
       </w:r>
     </w:p>
     <w:p>
@@ -1949,80 +2511,10 @@
     </w:p>
     <w:p>
       <w:pPr>
-        <w:spacing w:line="336" w:lineRule="auto" w:after="180"/>
-      </w:pPr>
-      <w:r>
-        <w:rPr>
-          <w:b w:val="0"/>
-        </w:rPr>
-        <w:t>A fictional learning tool first classifies a question, then drafts an answer from a supplied note.</w:t>
-      </w:r>
-    </w:p>
-    <w:p>
-      <w:pPr>
         <w:pStyle w:val="Heading3"/>
       </w:pPr>
       <w:r>
-        <w:t>Practice 1: explain the deciding evidence</w:t>
-      </w:r>
-    </w:p>
-    <w:p>
-      <w:pPr>
-        <w:spacing w:line="336" w:lineRule="auto" w:after="180"/>
-      </w:pPr>
-      <w:r>
-        <w:rPr>
-          <w:b w:val="0"/>
-        </w:rPr>
-        <w:t>Which labelled step matches this detail? Keep the supported change-of-state claim; remove or review the unsupported addition.</w:t>
-      </w:r>
-    </w:p>
-    <w:p>
-      <w:pPr>
-        <w:spacing w:line="336" w:lineRule="auto" w:after="180"/>
-        <w:shd w:fill="F4F9FC"/>
-      </w:pPr>
-      <w:r>
-        <w:rPr>
-          <w:b w:val="0"/>
-        </w:rPr>
-        <w:t>1. Predict category</w:t>
-      </w:r>
-    </w:p>
-    <w:p>
-      <w:pPr>
-        <w:spacing w:line="336" w:lineRule="auto" w:after="180"/>
-        <w:shd w:fill="F4F9FC"/>
-      </w:pPr>
-      <w:r>
-        <w:rPr>
-          <w:b w:val="0"/>
-        </w:rPr>
-        <w:t>2. Verify claims</w:t>
-      </w:r>
-    </w:p>
-    <w:p>
-      <w:pPr>
-        <w:spacing w:line="336" w:lineRule="auto" w:after="180"/>
-        <w:shd w:fill="F4F9FC"/>
-      </w:pPr>
-      <w:r>
-        <w:rPr>
-          <w:b w:val="0"/>
-        </w:rPr>
-        <w:t>3. Retrieve note</w:t>
-      </w:r>
-    </w:p>
-    <w:p>
-      <w:pPr>
-        <w:spacing w:line="336" w:lineRule="auto" w:after="180"/>
-        <w:shd w:fill="F4F9FC"/>
-      </w:pPr>
-      <w:r>
-        <w:rPr>
-          <w:b w:val="0"/>
-        </w:rPr>
-        <w:t>4. Generate draft</w:t>
+        <w:t>Repair a missing building block</w:t>
       </w:r>
     </w:p>
     <w:p>
@@ -2030,416 +2522,25 @@
         <w:pStyle w:val="Heading3"/>
       </w:pPr>
       <w:r>
-        <w:t>My selected conclusion, deciding fact and explanation</w:t>
-      </w:r>
-    </w:p>
-    <w:p>
-      <w:r>
-        <w:t>________________________________________________________________</w:t>
-      </w:r>
-    </w:p>
-    <w:p>
-      <w:r>
-        <w:t>________________________________________________________________</w:t>
-      </w:r>
-    </w:p>
-    <w:p>
-      <w:r>
-        <w:t>________________________________________________________________</w:t>
-      </w:r>
-    </w:p>
-    <w:p>
-      <w:r>
-        <w:t>________________________________________________________________</w:t>
-      </w:r>
-    </w:p>
-    <w:p>
-      <w:r>
-        <w:t>________________________________________________________________</w:t>
-      </w:r>
-    </w:p>
-    <w:p>
-      <w:pPr>
-        <w:pStyle w:val="Heading3"/>
-      </w:pPr>
-      <w:r>
-        <w:t>Hint · try first</w:t>
-      </w:r>
-    </w:p>
-    <w:p>
-      <w:pPr>
-        <w:spacing w:line="336" w:lineRule="auto" w:after="180"/>
-        <w:shd w:fill="F1F6F8"/>
-      </w:pPr>
-      <w:r>
-        <w:rPr>
-          <w:b w:val="0"/>
-        </w:rPr>
-        <w:t>Hint if needed: Read the steps in the pictorial case. Match the supplied detail to the stage that performs or records it.</w:t>
-      </w:r>
-    </w:p>
-    <w:p>
-      <w:pPr>
-        <w:pStyle w:val="Heading3"/>
-      </w:pPr>
-      <w:r>
-        <w:t>Feedback · compare after trying</w:t>
-      </w:r>
-    </w:p>
-    <w:p>
-      <w:pPr>
-        <w:spacing w:line="336" w:lineRule="auto" w:after="180"/>
-        <w:shd w:fill="F1F6FC"/>
-      </w:pPr>
-      <w:r>
-        <w:rPr>
-          <w:b w:val="0"/>
-        </w:rPr>
-        <w:t>After your attempt, compare with the supported explanation: Verify claims Keep the supported change-of-state claim; remove or review the unsupported addition. Classification predicts a category under a trained mapping.</w:t>
-      </w:r>
-    </w:p>
-    <w:p>
-      <w:pPr>
-        <w:spacing w:line="336" w:lineRule="auto" w:after="180"/>
-        <w:shd w:fill="F1F6FC"/>
-      </w:pPr>
-      <w:r>
-        <w:rPr>
-          <w:b w:val="0"/>
-        </w:rPr>
-        <w:t>Generation produces a sequence of words under a language objective. Supplying a note can support factual grounding, but the draft still requires claim-level checking.</w:t>
-      </w:r>
-    </w:p>
-    <w:p>
-      <w:pPr>
-        <w:spacing w:line="336" w:lineRule="auto" w:after="180"/>
-        <w:shd w:fill="F1F6FC"/>
-      </w:pPr>
-      <w:r>
-        <w:rPr>
-          <w:b w:val="0"/>
-        </w:rPr>
-        <w:t>The category being correct does not prove every sentence in the answer is correct.</w:t>
-      </w:r>
-    </w:p>
-    <w:p>
-      <w:pPr>
-        <w:pStyle w:val="Heading3"/>
-      </w:pPr>
-      <w:r>
-        <w:t>Practice 2: explain the deciding evidence</w:t>
-      </w:r>
-    </w:p>
-    <w:p>
-      <w:pPr>
-        <w:pStyle w:val="Heading3"/>
-      </w:pPr>
-      <w:r>
-        <w:t>Changed case · predict first</w:t>
-      </w:r>
-    </w:p>
-    <w:p>
-      <w:pPr>
-        <w:spacing w:line="336" w:lineRule="auto" w:after="180"/>
-        <w:shd w:fill="F5F1FB"/>
-      </w:pPr>
-      <w:r>
-        <w:rPr>
-          <w:b w:val="0"/>
-        </w:rPr>
-        <w:t>Changed-case practice: The classifier instead predicts history while N and the draft stay unchanged. Which conclusion is supported by the supplied facts?</w:t>
-      </w:r>
-    </w:p>
-    <w:p>
-      <w:pPr>
-        <w:spacing w:line="336" w:lineRule="auto" w:after="180"/>
-        <w:shd w:fill="F4F9FC"/>
-      </w:pPr>
-      <w:r>
-        <w:rPr>
-          <w:b w:val="0"/>
-        </w:rPr>
-        <w:t xml:space="preserve">1. We can decide the result without examining the changed </w:t>
-      </w:r>
-      <w:r>
-        <w:rPr>
-          <w:b/>
-        </w:rPr>
-        <w:t>input</w:t>
-      </w:r>
-      <w:r>
-        <w:rPr>
-          <w:b w:val="0"/>
-        </w:rPr>
-        <w:t xml:space="preserve"> or the procedure.</w:t>
-      </w:r>
-    </w:p>
-    <w:p>
-      <w:pPr>
-        <w:spacing w:line="336" w:lineRule="auto" w:after="180"/>
-        <w:shd w:fill="F4F9FC"/>
-      </w:pPr>
-      <w:r>
-        <w:rPr>
-          <w:b w:val="0"/>
-        </w:rPr>
-        <w:t xml:space="preserve">2. This one example guarantees correct results for every future </w:t>
-      </w:r>
-      <w:r>
-        <w:rPr>
-          <w:b/>
-        </w:rPr>
-        <w:t>input</w:t>
-      </w:r>
-      <w:r>
-        <w:rPr>
-          <w:b w:val="0"/>
-        </w:rPr>
-        <w:t>.</w:t>
-      </w:r>
-    </w:p>
-    <w:p>
-      <w:pPr>
-        <w:spacing w:line="336" w:lineRule="auto" w:after="180"/>
-        <w:shd w:fill="F4F9FC"/>
-      </w:pPr>
-      <w:r>
-        <w:rPr>
-          <w:b w:val="0"/>
-        </w:rPr>
-        <w:t xml:space="preserve">3. The category </w:t>
-      </w:r>
-      <w:r>
-        <w:rPr>
-          <w:b/>
-        </w:rPr>
-        <w:t>prediction</w:t>
-      </w:r>
-      <w:r>
-        <w:rPr>
-          <w:b w:val="0"/>
-        </w:rPr>
-        <w:t xml:space="preserve"> changes, but the same unsupported draft claim still needs checking.</w:t>
-      </w:r>
-    </w:p>
-    <w:p>
-      <w:pPr>
-        <w:pStyle w:val="Heading3"/>
-      </w:pPr>
-      <w:r>
-        <w:t>My selected conclusion, deciding fact and explanation</w:t>
-      </w:r>
-    </w:p>
-    <w:p>
-      <w:r>
-        <w:t>________________________________________________________________</w:t>
-      </w:r>
-    </w:p>
-    <w:p>
-      <w:r>
-        <w:t>________________________________________________________________</w:t>
-      </w:r>
-    </w:p>
-    <w:p>
-      <w:r>
-        <w:t>________________________________________________________________</w:t>
-      </w:r>
-    </w:p>
-    <w:p>
-      <w:r>
-        <w:t>________________________________________________________________</w:t>
-      </w:r>
-    </w:p>
-    <w:p>
-      <w:r>
-        <w:t>________________________________________________________________</w:t>
-      </w:r>
-    </w:p>
-    <w:p>
-      <w:pPr>
-        <w:pStyle w:val="Heading3"/>
-      </w:pPr>
-      <w:r>
-        <w:t>Hint · try first</w:t>
-      </w:r>
-    </w:p>
-    <w:p>
-      <w:pPr>
-        <w:spacing w:line="336" w:lineRule="auto" w:after="180"/>
-        <w:shd w:fill="F1F6F8"/>
-      </w:pPr>
-      <w:r>
-        <w:rPr>
-          <w:b w:val="0"/>
-        </w:rPr>
-        <w:t>Hint if needed: Use the changed condition and the deciding step in the pictorial trace. The answer must say what follows from those facts.</w:t>
-      </w:r>
-    </w:p>
-    <w:p>
-      <w:pPr>
-        <w:pStyle w:val="Heading3"/>
-      </w:pPr>
-      <w:r>
-        <w:t>Feedback · compare after trying</w:t>
-      </w:r>
-    </w:p>
-    <w:p>
-      <w:pPr>
-        <w:spacing w:line="336" w:lineRule="auto" w:after="180"/>
-        <w:shd w:fill="F1F6FC"/>
-      </w:pPr>
-      <w:r>
-        <w:rPr>
-          <w:b w:val="0"/>
-        </w:rPr>
-        <w:t xml:space="preserve">After your attempt, compare with the supported explanation: The category </w:t>
-      </w:r>
-      <w:r>
-        <w:rPr>
-          <w:b/>
-        </w:rPr>
-        <w:t>prediction</w:t>
-      </w:r>
-      <w:r>
-        <w:rPr>
-          <w:b w:val="0"/>
-        </w:rPr>
-        <w:t xml:space="preserve"> changes, but the same unsupported draft claim still needs checking. Stages can fail independently; one result does not validate another.</w:t>
-      </w:r>
-    </w:p>
-    <w:p>
-      <w:pPr>
-        <w:pStyle w:val="Heading3"/>
-      </w:pPr>
-      <w:r>
-        <w:t>Repair a missing building block</w:t>
-      </w:r>
-    </w:p>
-    <w:p>
-      <w:pPr>
-        <w:spacing w:line="336" w:lineRule="auto" w:after="180"/>
-      </w:pPr>
-      <w:r>
-        <w:rPr>
-          <w:b w:val="0"/>
-        </w:rPr>
-        <w:t xml:space="preserve">Review Capstone Expo (ai-2/36). Goal: Defend an application using reproducible </w:t>
-      </w:r>
-      <w:r>
-        <w:rPr>
-          <w:b/>
-        </w:rPr>
-        <w:t>evidence</w:t>
-      </w:r>
-      <w:r>
-        <w:rPr>
-          <w:b w:val="0"/>
-        </w:rPr>
-        <w:t>. Short practice: Give the original winning ID, its score, and counts of eligible, excluded and invalid rows..</w:t>
-      </w:r>
-    </w:p>
-    <w:p>
-      <w:pPr>
-        <w:spacing w:line="336" w:lineRule="auto" w:after="180"/>
-      </w:pPr>
-      <w:r>
-        <w:rPr>
-          <w:b w:val="0"/>
-        </w:rPr>
-        <w:t>Return to this week and explain what you changed.</w:t>
-      </w:r>
-    </w:p>
-    <w:p>
-      <w:pPr>
-        <w:pStyle w:val="Heading3"/>
-      </w:pPr>
-      <w:r>
         <w:t>Keep your completed work</w:t>
       </w:r>
     </w:p>
     <w:p>
       <w:pPr>
-        <w:spacing w:line="336" w:lineRule="auto" w:after="180"/>
-      </w:pPr>
-      <w:r>
-        <w:rPr>
-          <w:b w:val="0"/>
-        </w:rPr>
-        <w:t xml:space="preserve">Use Download completed work in the hosted lesson to export your answers, reflections, practice feedback and code-run </w:t>
-      </w:r>
-      <w:r>
-        <w:rPr>
-          <w:b/>
-        </w:rPr>
-        <w:t>evidence</w:t>
-      </w:r>
-      <w:r>
-        <w:rPr>
-          <w:b w:val="0"/>
-        </w:rPr>
-        <w:t>. Open the HTML copy to read or print it.</w:t>
-      </w:r>
-    </w:p>
-    <w:p>
-      <w:pPr>
-        <w:spacing w:line="336" w:lineRule="auto" w:after="180"/>
-      </w:pPr>
-      <w:r>
-        <w:rPr>
-          <w:b w:val="0"/>
-        </w:rPr>
-        <w:t>Drafts stay in this browser when storage is available; clear drafts on a shared device.</w:t>
-      </w:r>
-    </w:p>
-    <w:p>
-      <w:pPr>
-        <w:pStyle w:val="Heading3"/>
-      </w:pPr>
-      <w:r>
-        <w:t>What I repaired, the evidence I kept and the next test</w:t>
-      </w:r>
-    </w:p>
-    <w:p>
-      <w:r>
-        <w:t>________________________________________________________________</w:t>
-      </w:r>
-    </w:p>
-    <w:p>
-      <w:r>
-        <w:t>________________________________________________________________</w:t>
-      </w:r>
-    </w:p>
-    <w:p>
-      <w:r>
-        <w:t>________________________________________________________________</w:t>
-      </w:r>
-    </w:p>
-    <w:p>
-      <w:r>
-        <w:t>________________________________________________________________</w:t>
-      </w:r>
-    </w:p>
-    <w:p>
-      <w:r>
-        <w:t>________________________________________________________________</w:t>
-      </w:r>
-    </w:p>
-    <w:p>
-      <w:pPr>
         <w:pStyle w:val="Heading1"/>
       </w:pPr>
       <w:r>
-        <w:t>21. Visual concept journey</w:t>
-      </w:r>
-    </w:p>
-    <w:p>
-      <w:r>
-        <w:t>Explain each Predictive and Generative AI picture from its labels, then record a relevant limit.</w:t>
-      </w:r>
-    </w:p>
-    <w:p>
-      <w:pPr>
-        <w:pStyle w:val="Heading3"/>
+        <w:t>21. Reference · Six-picture response sheets</w:t>
+      </w:r>
+    </w:p>
+    <w:p>
+      <w:r>
+        <w:t>Choose the image that helps rather than repeating all six.</w:t>
+      </w:r>
+    </w:p>
+    <w:p>
+      <w:pPr>
+        <w:pStyle w:val="Heading2"/>
       </w:pPr>
       <w:r>
         <w:t>01. Predictive and Generative AI: the case</w:t>
@@ -2518,7 +2619,6 @@
     <w:p>
       <w:pPr>
         <w:spacing w:line="336" w:lineRule="auto" w:after="180"/>
-        <w:shd w:fill="F5F1FB"/>
       </w:pPr>
       <w:r>
         <w:rPr>
@@ -2557,7 +2657,7 @@
     </w:p>
     <w:p>
       <w:pPr>
-        <w:pStyle w:val="Heading3"/>
+        <w:pStyle w:val="Heading2"/>
       </w:pPr>
       <w:r>
         <w:t>02. Follow the deciding steps</w:t>
@@ -2613,7 +2713,6 @@
     <w:p>
       <w:pPr>
         <w:spacing w:line="336" w:lineRule="auto" w:after="180"/>
-        <w:shd w:fill="F5F1FB"/>
       </w:pPr>
       <w:r>
         <w:rPr>
@@ -2664,7 +2763,7 @@
     </w:p>
     <w:p>
       <w:pPr>
-        <w:pStyle w:val="Heading3"/>
+        <w:pStyle w:val="Heading2"/>
       </w:pPr>
       <w:r>
         <w:t>03. Keep the evidence roles separate</w:t>
@@ -2779,7 +2878,6 @@
     <w:p>
       <w:pPr>
         <w:spacing w:line="336" w:lineRule="auto" w:after="180"/>
-        <w:shd w:fill="F5F1FB"/>
       </w:pPr>
       <w:r>
         <w:rPr>
@@ -2818,7 +2916,7 @@
     </w:p>
     <w:p>
       <w:pPr>
-        <w:pStyle w:val="Heading3"/>
+        <w:pStyle w:val="Heading2"/>
       </w:pPr>
       <w:r>
         <w:t>04. Change one thing. Trace what follows.</w:t>
@@ -2897,7 +2995,6 @@
     <w:p>
       <w:pPr>
         <w:spacing w:line="336" w:lineRule="auto" w:after="180"/>
-        <w:shd w:fill="F5F1FB"/>
       </w:pPr>
       <w:r>
         <w:rPr>
@@ -2936,7 +3033,7 @@
     </w:p>
     <w:p>
       <w:pPr>
-        <w:pStyle w:val="Heading3"/>
+        <w:pStyle w:val="Heading2"/>
       </w:pPr>
       <w:r>
         <w:t>05. Connect the explanation to its limit</w:t>
@@ -3003,7 +3100,6 @@
     <w:p>
       <w:pPr>
         <w:spacing w:line="336" w:lineRule="auto" w:after="180"/>
-        <w:shd w:fill="F5F1FB"/>
       </w:pPr>
       <w:r>
         <w:rPr>
@@ -3042,7 +3138,7 @@
     </w:p>
     <w:p>
       <w:pPr>
-        <w:pStyle w:val="Heading3"/>
+        <w:pStyle w:val="Heading2"/>
       </w:pPr>
       <w:r>
         <w:t>06. Make the idea visible in your project</w:t>
@@ -3145,7 +3241,6 @@
     <w:p>
       <w:pPr>
         <w:spacing w:line="336" w:lineRule="auto" w:after="180"/>
-        <w:shd w:fill="F5F1FB"/>
       </w:pPr>
       <w:r>
         <w:rPr>
@@ -3192,6 +3287,62 @@
     <w:p>
       <w:r>
         <w:t>________________________________________________________________</w:t>
+      </w:r>
+    </w:p>
+    <w:p>
+      <w:pPr>
+        <w:pStyle w:val="Heading2"/>
+      </w:pPr>
+      <w:r>
+        <w:t>Earlier wording, alternatives and picture transcripts · reference / check after trying</w:t>
+      </w:r>
+    </w:p>
+    <w:p>
+      <w:pPr>
+        <w:pStyle w:val="Heading3"/>
+      </w:pPr>
+      <w:r>
+        <w:t>01. Predictive and Generative AI: the case</w:t>
+      </w:r>
+    </w:p>
+    <w:p>
+      <w:pPr>
+        <w:pStyle w:val="Heading3"/>
+      </w:pPr>
+      <w:r>
+        <w:t>02. Follow the deciding steps</w:t>
+      </w:r>
+    </w:p>
+    <w:p>
+      <w:pPr>
+        <w:pStyle w:val="Heading3"/>
+      </w:pPr>
+      <w:r>
+        <w:t>03. Keep the evidence roles separate</w:t>
+      </w:r>
+    </w:p>
+    <w:p>
+      <w:pPr>
+        <w:pStyle w:val="Heading3"/>
+      </w:pPr>
+      <w:r>
+        <w:t>04. Change one thing. Trace what follows.</w:t>
+      </w:r>
+    </w:p>
+    <w:p>
+      <w:pPr>
+        <w:pStyle w:val="Heading3"/>
+      </w:pPr>
+      <w:r>
+        <w:t>05. Connect the explanation to its limit</w:t>
+      </w:r>
+    </w:p>
+    <w:p>
+      <w:pPr>
+        <w:pStyle w:val="Heading3"/>
+      </w:pPr>
+      <w:r>
+        <w:t>06. Make the idea visible in your project</w:t>
       </w:r>
     </w:p>
     <w:sectPr>
